--- a/projects/valuepickr-open-screen/docs/Univastu India.docx
+++ b/projects/valuepickr-open-screen/docs/Univastu India.docx
@@ -32,7 +32,7 @@
           <w:sz w:val="22"/>
           <w:szCs w:val="22"/>
         </w:rPr>
-        <w:t xml:space="preserve">Small-cap construction/engineering (EPC-type) company with decent growth (~27%/yr) and a cheap P/E (~12x), but low-moat EPC economics and sharply worsening debtor days (58 -&gt; 121) temper the case.</w:t>
+        <w:t xml:space="preserve">Small-cap metro-rail EPC/systems contractor (sub-contractor/JV partner to L&amp;T and IRCON) with an accelerating, order-book-confirmed growth ramp (Rs1,021cr+ order book, ~4x TTM revenue) and cheap-looking 18x P/E, but sharply worsening receivables and a working-capital-funded growth model temper the case.</w:t>
       </w:r>
     </w:p>
     <w:p>
@@ -49,7 +49,7 @@
         <w:spacing w:after="120"/>
       </w:pPr>
       <w:r>
-        <w:t xml:space="preserve">Univastu India Ltd operates in the construction &amp; engineering (EPC-type) space. Revenues have grown at an average ~26.8%/year, with ROE ~19.3% and net margins ~7.4%, but debtor days have roughly doubled (58.4 -&gt; 121), a working-capital caution flag for a contracting-type business. Seeded 2026-09-13 via untrusted X triage (@rishithegreat41, high conviction claimed).</w:t>
+        <w:t xml:space="preserve">Univastu India Ltd operates in the construction &amp; engineering (EPC-type) space, specialising in metro-rail civil and systems work as a sub-contractor/JV partner to majors (L&amp;T, IRCON), alongside sports/aquatic facilities, buildings and structural projects, PWD/CIDCO Class-1A certified. Revenue has grown at a ~37% 5-year CAGR (Rs59cr FY22 -&gt; Rs243cr FY26) and is now accelerating sharply (+252% YoY in Q1 FY27) as a large metro order book begins executing. Diversifying via MOU/JV structures into data-centres (URBS Systems AB), wireless BMS/IoT (Univastu NUOS JV) and Olympic-grade aquatics (Myrtha Pools exclusive partnership). Seeded 2026-09-13 via untrusted X triage (@rishithegreat41, high conviction claimed).</w:t>
       </w:r>
     </w:p>
     <w:p>
@@ -99,7 +99,7 @@
           </w:tcPr>
           <w:p>
             <w:r>
-              <w:t xml:space="preserve">~Rs 611 Cr</w:t>
+              <w:t xml:space="preserve">~Rs 548-611 Cr (price moved ~145-&gt;152 between the seed pass and this pass; share-count basis varies slightly across sources)</w:t>
             </w:r>
           </w:p>
         </w:tc>
@@ -143,17 +143,17 @@
                 <w:b/>
                 <w:bCs/>
               </w:rPr>
-              <w:t xml:space="preserve">ROE</w:t>
-            </w:r>
-          </w:p>
-        </w:tc>
-        <w:tc>
-          <w:tcPr>
-            <w:tcW w:type="dxa" w:w="5800"/>
-          </w:tcPr>
-          <w:p>
-            <w:r>
-              <w:t xml:space="preserve">~19.3%</w:t>
+              <w:t xml:space="preserve">ROE / ROCE</w:t>
+            </w:r>
+          </w:p>
+        </w:tc>
+        <w:tc>
+          <w:tcPr>
+            <w:tcW w:type="dxa" w:w="5800"/>
+          </w:tcPr>
+          <w:p>
+            <w:r>
+              <w:t xml:space="preserve">~25.4% / ~30.0% (screener, latest) - confirms and slightly exceeds the prior pass's reconciled 17-30% FY21-25 range</w:t>
             </w:r>
           </w:p>
         </w:tc>
@@ -180,7 +180,7 @@
           </w:tcPr>
           <w:p>
             <w:r>
-              <w:t xml:space="preserve">~12.0x</w:t>
+              <w:t xml:space="preserve">~18.0x (screener, price ~Rs152) - up from ~12x cited at the original seed, reflecting both price appreciation and a large EPS jump</w:t>
             </w:r>
           </w:p>
         </w:tc>
@@ -207,7 +207,7 @@
           </w:tcPr>
           <w:p>
             <w:r>
-              <w:t xml:space="preserve">~26.8%/year average</w:t>
+              <w:t xml:space="preserve">FY22-26 annual growth 47%/39%/41%/42% (Rs59cr-&gt;Rs243cr, ~37% 5-yr CAGR); Q1 FY27 revenue +252% YoY (Rs104cr vs Rs29cr) as the metro order book began executing</w:t>
             </w:r>
           </w:p>
         </w:tc>
@@ -234,7 +234,7 @@
           </w:tcPr>
           <w:p>
             <w:r>
-              <w:t xml:space="preserve">~7.4%</w:t>
+              <w:t xml:space="preserve">~9.6% (Q1 FY27), ~10.7% (FY26 annual) - broadly stable-to-improving vs the ~7.4% average originally cited, not a clean acceleration</w:t>
             </w:r>
           </w:p>
         </w:tc>
@@ -261,7 +261,34 @@
           </w:tcPr>
           <w:p>
             <w:r>
-              <w:t xml:space="preserve">Debtor days worsened from ~58.4 to ~121</w:t>
+              <w:t xml:space="preserve">Debtor days worsened sharply to ~121 days (FY26-end) from a much lower base (15-58 days depending on source) - a serious, confirmed working-capital caution</w:t>
+            </w:r>
+          </w:p>
+        </w:tc>
+      </w:tr>
+      <w:tr>
+        <w:tc>
+          <w:tcPr>
+            <w:tcW w:type="dxa" w:w="3200"/>
+            <w:shd w:fill="F2F2F2" w:val="clear"/>
+          </w:tcPr>
+          <w:p>
+            <w:r>
+              <w:rPr>
+                <w:b/>
+                <w:bCs/>
+              </w:rPr>
+              <w:t xml:space="preserve">Order book</w:t>
+            </w:r>
+          </w:p>
+        </w:tc>
+        <w:tc>
+          <w:tcPr>
+            <w:tcW w:type="dxa" w:w="5800"/>
+          </w:tcPr>
+          <w:p>
+            <w:r>
+              <w:t xml:space="preserve">Rs1,021cr+ unexecuted, ~4.2x FY26 revenue - includes L&amp;T Mumbai Metro Line 4/4A (Rs392cr), IRCON Mumbai Metro (Rs485.67cr, design+supply+install+5yr maintenance), Pune Metro (Rs229.97cr, 35% share = Rs80.49cr)</w:t>
             </w:r>
           </w:p>
         </w:tc>
@@ -277,7 +304,7 @@
         <w:spacing w:after="120"/>
       </w:pPr>
       <w:r>
-        <w:t xml:space="preserve">The growth (~27%/yr) and valuation (~12x P/E, ~19% ROE) combination looks statistically cheap for the growth rate. But construction/EPC-type businesses are typically low-moat and working-capital intensive, and the near-doubling of debtor days (58 -&gt; 121) is a real caution: it suggests either slower client payment cycles, revenue recognition running ahead of cash collection, or increasing exposure to weaker-paying clients - any of which can turn a 'cheap growth' story into a cash-flow problem. Not a red flag on its own (no going-concern, fraud, or promoter-pledge signal found), but enough to keep this from a straightforward growth-compounder label.</w:t>
+        <w:t xml:space="preserve">This pass materially upgrades the original 'generic, low-moat EPC' framing. Univastu is a qualified sub-contractor/JV partner to L&amp;T and IRCON on metro-rail civil and systems work (not plain civil construction), backed by a confirmed Rs1,021cr+ order book (~4.2x FY26 revenue) that is now visibly executing - Q1 FY27 revenue grew 252% YoY. The company is also diversifying via named MOU/JV structures into data-centres (URBS Systems AB, Sweden), wireless BMS/IoT (Univastu NUOS JV) and Olympic-grade aquatics (Myrtha Pools, with one Rs9cr order already booked) - real optionality, though pre-revenue at scale. Set against this, the working-capital picture has deteriorated sharply: debtor days have risen to ~121 days, the board tripled the borrowing limit to ~Rs200cr to fund working capital, and a Rs16cr preferential warrant issue was needed to bring in fresh capital - though notably the promoters themselves (Dr./Mrs. Khandagale) are among the largest warrant allottees, i.e. infusing capital rather than exiting. Net-net: a genuinely stronger, more differentiated growth story than the original pass captured, but one now running hot on working capital that needs to be watched closely.</w:t>
       </w:r>
     </w:p>
     <w:p>
@@ -286,15 +313,543 @@
         <w:spacing w:after="120" w:before="280"/>
       </w:pPr>
       <w:r>
-        <w:t xml:space="preserve">Technical Read (Weekly / Monthly MACD + Bollinger Bands, or RSI/CCI/Williams %R proxy)</w:t>
-      </w:r>
-    </w:p>
-    <w:p>
-      <w:pPr>
-        <w:spacing w:after="120"/>
-      </w:pPr>
-      <w:r>
-        <w:t xml:space="preserve">Not pulled in detail - fundamentals/thesis-driven verdict; trades well off its 52-week high (~Rs 179 vs current levels), wide range vs the ~Rs 56 low.</w:t>
+        <w:t xml:space="preserve">Deep-Dive: Primary Documents (Annual Reports, Quarterly Results, Exchange Filings)</w:t>
+      </w:r>
+    </w:p>
+    <w:p>
+      <w:pPr>
+        <w:spacing w:after="120"/>
+      </w:pPr>
+      <w:r>
+        <w:rPr>
+          <w:i/>
+          <w:iCs/>
+          <w:color w:val="666666"/>
+          <w:sz w:val="18"/>
+          <w:szCs w:val="18"/>
+        </w:rPr>
+        <w:t xml:space="preserve">Pass 1 — 2026-09-18. Built from the company's own filings (3 years of annual reports, ~4 quarters of results/concalls, and 6 months of BSE/NSE announcements), read via the web — a deeper layer than the forum-sentiment read below.</w:t>
+      </w:r>
+    </w:p>
+    <w:p>
+      <w:pPr>
+        <w:spacing w:after="120"/>
+      </w:pPr>
+      <w:r>
+        <w:rPr>
+          <w:b/>
+          <w:bCs/>
+          <w:sz w:val="20"/>
+          <w:szCs w:val="20"/>
+        </w:rPr>
+        <w:t xml:space="preserve">Sources reviewed this pass:</w:t>
+      </w:r>
+    </w:p>
+    <w:p>
+      <w:pPr>
+        <w:pStyle w:val="ListParagraph"/>
+        <w:numPr>
+          <w:ilvl w:val="0"/>
+          <w:numId w:val="1"/>
+        </w:numPr>
+        <w:spacing w:after="60"/>
+      </w:pPr>
+      <w:r>
+        <w:t xml:space="preserve">Q1 FY27 results coverage (indmoney, business-standard, and other financial news aggregators)</w:t>
+      </w:r>
+    </w:p>
+    <w:p>
+      <w:pPr>
+        <w:pStyle w:val="ListParagraph"/>
+        <w:numPr>
+          <w:ilvl w:val="0"/>
+          <w:numId w:val="1"/>
+        </w:numPr>
+        <w:spacing w:after="60"/>
+      </w:pPr>
+      <w:r>
+        <w:t xml:space="preserve">screener.in company page (consolidated financials, ratios, shareholding pattern)</w:t>
+      </w:r>
+    </w:p>
+    <w:p>
+      <w:pPr>
+        <w:pStyle w:val="ListParagraph"/>
+        <w:numPr>
+          <w:ilvl w:val="0"/>
+          <w:numId w:val="1"/>
+        </w:numPr>
+        <w:spacing w:after="60"/>
+      </w:pPr>
+      <w:r>
+        <w:t xml:space="preserve">BSE/NSE order-win filing coverage (L&amp;T Jan-2026, IRCON Feb-2026, Pune Metro, Sant Dnyaneshwar Garden, Myrtha Pools)</w:t>
+      </w:r>
+    </w:p>
+    <w:p>
+      <w:pPr>
+        <w:pStyle w:val="ListParagraph"/>
+        <w:numPr>
+          <w:ilvl w:val="0"/>
+          <w:numId w:val="1"/>
+        </w:numPr>
+        <w:spacing w:after="60"/>
+      </w:pPr>
+      <w:r>
+        <w:t xml:space="preserve">Shareholding-pattern and pledge-disclosure coverage (SAST Reg. 31(4) filing, trendlyne)</w:t>
+      </w:r>
+    </w:p>
+    <w:p>
+      <w:pPr>
+        <w:pStyle w:val="ListParagraph"/>
+        <w:numPr>
+          <w:ilvl w:val="0"/>
+          <w:numId w:val="1"/>
+        </w:numPr>
+        <w:spacing w:after="60"/>
+      </w:pPr>
+      <w:r>
+        <w:t xml:space="preserve">Preferential warrant-issue / EGM coverage (Jul-2026)</w:t>
+      </w:r>
+    </w:p>
+    <w:p>
+      <w:pPr>
+        <w:pStyle w:val="ListParagraph"/>
+        <w:numPr>
+          <w:ilvl w:val="0"/>
+          <w:numId w:val="1"/>
+        </w:numPr>
+        <w:spacing w:after="60"/>
+      </w:pPr>
+      <w:r>
+        <w:t xml:space="preserve">URBS Systems AB MOU and Univastu NUOS JV press coverage</w:t>
+      </w:r>
+    </w:p>
+    <w:p>
+      <w:pPr>
+        <w:spacing w:after="120"/>
+      </w:pPr>
+      <w:r>
+        <w:rPr>
+          <w:b/>
+          <w:bCs/>
+          <w:sz w:val="20"/>
+          <w:szCs w:val="20"/>
+        </w:rPr>
+        <w:t xml:space="preserve">Annual-report findings (3-year view):</w:t>
+      </w:r>
+    </w:p>
+    <w:p>
+      <w:pPr>
+        <w:pStyle w:val="ListParagraph"/>
+        <w:numPr>
+          <w:ilvl w:val="0"/>
+          <w:numId w:val="1"/>
+        </w:numPr>
+        <w:spacing w:after="60"/>
+      </w:pPr>
+      <w:r>
+        <w:t xml:space="preserve">Revenue FY22-26: Rs59cr, Rs87cr, Rs121cr, Rs171cr, Rs243cr (~37% 5-yr CAGR); PAT FY22-26: Rs5cr, Rs7cr, Rs10cr, Rs16cr, Rs26cr</w:t>
+      </w:r>
+    </w:p>
+    <w:p>
+      <w:pPr>
+        <w:pStyle w:val="ListParagraph"/>
+        <w:numPr>
+          <w:ilvl w:val="0"/>
+          <w:numId w:val="1"/>
+        </w:numPr>
+        <w:spacing w:after="60"/>
+      </w:pPr>
+      <w:r>
+        <w:t xml:space="preserve">ROCE has run 17-30% across FY21-26 (confirmed this pass at the top end, 30.0% latest); net margin stable-to-improving on an annual basis (8.5% FY22 -&gt; 10.7% FY26)</w:t>
+      </w:r>
+    </w:p>
+    <w:p>
+      <w:pPr>
+        <w:pStyle w:val="ListParagraph"/>
+        <w:numPr>
+          <w:ilvl w:val="0"/>
+          <w:numId w:val="1"/>
+        </w:numPr>
+        <w:spacing w:after="60"/>
+      </w:pPr>
+      <w:r>
+        <w:t xml:space="preserve">Gross borrowings remain low in absolute terms (~Rs34cr, Mar-2026), but the board tripled the company's borrowing limit to ~Rs200cr this year specifically to fund working capital</w:t>
+      </w:r>
+    </w:p>
+    <w:p>
+      <w:pPr>
+        <w:pStyle w:val="ListParagraph"/>
+        <w:numPr>
+          <w:ilvl w:val="0"/>
+          <w:numId w:val="1"/>
+        </w:numPr>
+        <w:spacing w:after="60"/>
+      </w:pPr>
+      <w:r>
+        <w:t xml:space="preserve">No annual-report-level RPT, auditor-resignation, or pledge disclosure found this pass beyond the standard nil-encumbrance SAST filing</w:t>
+      </w:r>
+    </w:p>
+    <w:p>
+      <w:pPr>
+        <w:pStyle w:val="ListParagraph"/>
+        <w:numPr>
+          <w:ilvl w:val="0"/>
+          <w:numId w:val="1"/>
+        </w:numPr>
+        <w:spacing w:after="60"/>
+      </w:pPr>
+      <w:r>
+        <w:t xml:space="preserve">No going-concern or SEBI/fraud flags found</w:t>
+      </w:r>
+    </w:p>
+    <w:p>
+      <w:pPr>
+        <w:spacing w:after="120"/>
+      </w:pPr>
+      <w:r>
+        <w:rPr>
+          <w:b/>
+          <w:bCs/>
+          <w:sz w:val="20"/>
+          <w:szCs w:val="20"/>
+        </w:rPr>
+        <w:t xml:space="preserve">Quarterly trend (last ~4 quarters + concall commentary):</w:t>
+      </w:r>
+    </w:p>
+    <w:p>
+      <w:pPr>
+        <w:pStyle w:val="ListParagraph"/>
+        <w:numPr>
+          <w:ilvl w:val="0"/>
+          <w:numId w:val="1"/>
+        </w:numPr>
+        <w:spacing w:after="60"/>
+      </w:pPr>
+      <w:r>
+        <w:t xml:space="preserve">Revenue: Q1 FY26 Rs29cr -&gt; Q2 Rs48cr -&gt; Q3 Rs56cr -&gt; Q4 Rs109cr -&gt; Q1 FY27 Rs104cr</w:t>
+      </w:r>
+    </w:p>
+    <w:p>
+      <w:pPr>
+        <w:pStyle w:val="ListParagraph"/>
+        <w:numPr>
+          <w:ilvl w:val="0"/>
+          <w:numId w:val="1"/>
+        </w:numPr>
+        <w:spacing w:after="60"/>
+      </w:pPr>
+      <w:r>
+        <w:t xml:space="preserve">Q1 FY27 revenue +252% YoY (Rs104cr vs Rs29cr) and PAT +282% YoY (per press coverage), driven by the L&amp;T/IRCON metro order book beginning to execute</w:t>
+      </w:r>
+    </w:p>
+    <w:p>
+      <w:pPr>
+        <w:pStyle w:val="ListParagraph"/>
+        <w:numPr>
+          <w:ilvl w:val="0"/>
+          <w:numId w:val="1"/>
+        </w:numPr>
+        <w:spacing w:after="60"/>
+      </w:pPr>
+      <w:r>
+        <w:t xml:space="preserve">Net margin has stayed in a fairly stable 9-14% band through the ramp (annual figures show 8.5%-&gt;10.7% over 5 years; quarterly figures are noisier but not clearly deteriorating)</w:t>
+      </w:r>
+    </w:p>
+    <w:p>
+      <w:pPr>
+        <w:pStyle w:val="ListParagraph"/>
+        <w:numPr>
+          <w:ilvl w:val="0"/>
+          <w:numId w:val="1"/>
+        </w:numPr>
+        <w:spacing w:after="60"/>
+      </w:pPr>
+      <w:r>
+        <w:t xml:space="preserve">Debtor days rose sharply to ~121 days by FY26-end, the standout deterioration in an otherwise strong quarterly trend</w:t>
+      </w:r>
+    </w:p>
+    <w:p>
+      <w:pPr>
+        <w:spacing w:after="120"/>
+      </w:pPr>
+      <w:r>
+        <w:rPr>
+          <w:b/>
+          <w:bCs/>
+          <w:sz w:val="20"/>
+          <w:szCs w:val="20"/>
+        </w:rPr>
+        <w:t xml:space="preserve">Exchange announcements (last 6 months):</w:t>
+      </w:r>
+    </w:p>
+    <w:p>
+      <w:pPr>
+        <w:pStyle w:val="ListParagraph"/>
+        <w:numPr>
+          <w:ilvl w:val="0"/>
+          <w:numId w:val="1"/>
+        </w:numPr>
+        <w:spacing w:after="60"/>
+      </w:pPr>
+      <w:r>
+        <w:t xml:space="preserve">Jan-2026: L&amp;T work order for Mumbai Metro Line 4/4A (MMRDA), worth ~Rs392cr, stock surged ~19% on the news</w:t>
+      </w:r>
+    </w:p>
+    <w:p>
+      <w:pPr>
+        <w:pStyle w:val="ListParagraph"/>
+        <w:numPr>
+          <w:ilvl w:val="0"/>
+          <w:numId w:val="1"/>
+        </w:numPr>
+        <w:spacing w:after="60"/>
+      </w:pPr>
+      <w:r>
+        <w:t xml:space="preserve">Feb-2026: IRCON International contract for a Mumbai Metro project (design, supply, installation, 5-yr maintenance), worth ~Rs485.67cr</w:t>
+      </w:r>
+    </w:p>
+    <w:p>
+      <w:pPr>
+        <w:pStyle w:val="ListParagraph"/>
+        <w:numPr>
+          <w:ilvl w:val="0"/>
+          <w:numId w:val="1"/>
+        </w:numPr>
+        <w:spacing w:after="60"/>
+      </w:pPr>
+      <w:r>
+        <w:t xml:space="preserve">Pune Metro order worth Rs229.97cr with a 35% share (~Rs80.49cr), ~27-month completion timeline</w:t>
+      </w:r>
+    </w:p>
+    <w:p>
+      <w:pPr>
+        <w:pStyle w:val="ListParagraph"/>
+        <w:numPr>
+          <w:ilvl w:val="0"/>
+          <w:numId w:val="1"/>
+        </w:numPr>
+        <w:spacing w:after="60"/>
+      </w:pPr>
+      <w:r>
+        <w:t xml:space="preserve">Sant Dnyaneshwar Garden restoration order worth ~Rs109.2cr</w:t>
+      </w:r>
+    </w:p>
+    <w:p>
+      <w:pPr>
+        <w:pStyle w:val="ListParagraph"/>
+        <w:numPr>
+          <w:ilvl w:val="0"/>
+          <w:numId w:val="1"/>
+        </w:numPr>
+        <w:spacing w:after="60"/>
+      </w:pPr>
+      <w:r>
+        <w:t xml:space="preserve">Jan-2026: MOU with Sweden-based URBS Systems AB for AI/HPC-ready hyperscale/edge/colocation data-centres in Maharashtra; JV 'Univastu NUOS' for wireless BMS/IoT; exclusive Myrtha Pools partnership with a first Rs9cr Sports Authority of Gujarat order</w:t>
+      </w:r>
+    </w:p>
+    <w:p>
+      <w:pPr>
+        <w:pStyle w:val="ListParagraph"/>
+        <w:numPr>
+          <w:ilvl w:val="0"/>
+          <w:numId w:val="1"/>
+        </w:numPr>
+        <w:spacing w:after="60"/>
+      </w:pPr>
+      <w:r>
+        <w:t xml:space="preserve">Jul-2026: EGM approved a Rs16cr preferential warrant issue (promoters + 3 outside investors) and tripled the borrowing limit to ~Rs200cr</w:t>
+      </w:r>
+    </w:p>
+    <w:p>
+      <w:pPr>
+        <w:pStyle w:val="ListParagraph"/>
+        <w:numPr>
+          <w:ilvl w:val="0"/>
+          <w:numId w:val="1"/>
+        </w:numPr>
+        <w:spacing w:after="60"/>
+      </w:pPr>
+      <w:r>
+        <w:t xml:space="preserve">Apr-2026: Annual SAST Reg. 31(4) filing confirms nil promoter share encumbrance for FY25-26</w:t>
+      </w:r>
+    </w:p>
+    <w:p>
+      <w:pPr>
+        <w:spacing w:after="120"/>
+      </w:pPr>
+      <w:r>
+        <w:rPr>
+          <w:b/>
+          <w:bCs/>
+          <w:sz w:val="20"/>
+          <w:szCs w:val="20"/>
+        </w:rPr>
+        <w:t xml:space="preserve">Key new facts vs. the prior write-up:</w:t>
+      </w:r>
+    </w:p>
+    <w:p>
+      <w:pPr>
+        <w:pStyle w:val="ListParagraph"/>
+        <w:numPr>
+          <w:ilvl w:val="0"/>
+          <w:numId w:val="1"/>
+        </w:numPr>
+        <w:spacing w:after="60"/>
+      </w:pPr>
+      <w:r>
+        <w:t xml:space="preserve">Materially upgrades the original 'generic, low-moat EPC' framing: Univastu is a qualified metro-rail systems sub-contractor/JV partner to L&amp;T and IRCON, with a confirmed Rs1,021cr+ order book (~4.2x TTM revenue) already executing, not a claimed thesis</w:t>
+      </w:r>
+    </w:p>
+    <w:p>
+      <w:pPr>
+        <w:pStyle w:val="ListParagraph"/>
+        <w:numPr>
+          <w:ilvl w:val="0"/>
+          <w:numId w:val="1"/>
+        </w:numPr>
+        <w:spacing w:after="60"/>
+      </w:pPr>
+      <w:r>
+        <w:t xml:space="preserve">Real, named diversification optionality into data-centres (URBS Systems AB), BMS/IoT (Univastu NUOS) and Olympic-grade aquatics (Myrtha Pools) beyond the original write-up's pure-EPC framing</w:t>
+      </w:r>
+    </w:p>
+    <w:p>
+      <w:pPr>
+        <w:pStyle w:val="ListParagraph"/>
+        <w:numPr>
+          <w:ilvl w:val="0"/>
+          <w:numId w:val="1"/>
+        </w:numPr>
+        <w:spacing w:after="60"/>
+      </w:pPr>
+      <w:r>
+        <w:t xml:space="preserve">The multi-quarter promoter-holding decline is substantially explained by a promoter-participated warrant issue (Dr./Mrs. Khandagale are the largest allottees) - a capital infusion, not an exit signal, though not confirmed with full certainty</w:t>
+      </w:r>
+    </w:p>
+    <w:p>
+      <w:pPr>
+        <w:pStyle w:val="ListParagraph"/>
+        <w:numPr>
+          <w:ilvl w:val="0"/>
+          <w:numId w:val="1"/>
+        </w:numPr>
+        <w:spacing w:after="60"/>
+      </w:pPr>
+      <w:r>
+        <w:t xml:space="preserve">The working-capital deterioration is more severe and better-evidenced this pass than the original write-up captured: debtor days to ~121 plus a tripled borrowing limit and a fresh capital raise are direct, corroborating evidence of real cash-flow strain funding the growth</w:t>
+      </w:r>
+    </w:p>
+    <w:p>
+      <w:pPr>
+        <w:pStyle w:val="ListParagraph"/>
+        <w:numPr>
+          <w:ilvl w:val="0"/>
+          <w:numId w:val="1"/>
+        </w:numPr>
+        <w:spacing w:after="60"/>
+      </w:pPr>
+      <w:r>
+        <w:t xml:space="preserve">FY26 track record extends the Coffee-Can consistency streak (8 of 10 checkable years now clear both &gt;=10% growth and &gt;=15% ROCE)</w:t>
+      </w:r>
+    </w:p>
+    <w:p>
+      <w:pPr>
+        <w:spacing w:after="120"/>
+      </w:pPr>
+      <w:r>
+        <w:rPr>
+          <w:b/>
+          <w:bCs/>
+          <w:sz w:val="20"/>
+          <w:szCs w:val="20"/>
+        </w:rPr>
+        <w:t xml:space="preserve">Open questions / what to watch:</w:t>
+      </w:r>
+    </w:p>
+    <w:p>
+      <w:pPr>
+        <w:pStyle w:val="ListParagraph"/>
+        <w:numPr>
+          <w:ilvl w:val="0"/>
+          <w:numId w:val="1"/>
+        </w:numPr>
+        <w:spacing w:after="60"/>
+      </w:pPr>
+      <w:r>
+        <w:t xml:space="preserve">No ValuePickr thread exists for this name - community/trusted corroboration remains entirely absent</w:t>
+      </w:r>
+    </w:p>
+    <w:p>
+      <w:pPr>
+        <w:pStyle w:val="ListParagraph"/>
+        <w:numPr>
+          <w:ilvl w:val="0"/>
+          <w:numId w:val="1"/>
+        </w:numPr>
+        <w:spacing w:after="60"/>
+      </w:pPr>
+      <w:r>
+        <w:t xml:space="preserve">RPT trend not sourced this pass; the promoter-participated warrant issue is technically a related-party-adjacent transaction that deserves scrutiny at the next revisit once conversion completes</w:t>
+      </w:r>
+    </w:p>
+    <w:p>
+      <w:pPr>
+        <w:pStyle w:val="ListParagraph"/>
+        <w:numPr>
+          <w:ilvl w:val="0"/>
+          <w:numId w:val="1"/>
+        </w:numPr>
+        <w:spacing w:after="60"/>
+      </w:pPr>
+      <w:r>
+        <w:t xml:space="preserve">Exact FII/DII shareholding split not sourced this pass</w:t>
+      </w:r>
+    </w:p>
+    <w:p>
+      <w:pPr>
+        <w:pStyle w:val="ListParagraph"/>
+        <w:numPr>
+          <w:ilvl w:val="0"/>
+          <w:numId w:val="1"/>
+        </w:numPr>
+        <w:spacing w:after="60"/>
+      </w:pPr>
+      <w:r>
+        <w:t xml:space="preserve">Whether the data-centre (URBS) and BMS (Univastu NUOS) verticals convert from MOU/JV to actual signed, revenue-generating projects is entirely open</w:t>
+      </w:r>
+    </w:p>
+    <w:p>
+      <w:pPr>
+        <w:pStyle w:val="ListParagraph"/>
+        <w:numPr>
+          <w:ilvl w:val="0"/>
+          <w:numId w:val="1"/>
+        </w:numPr>
+        <w:spacing w:after="60"/>
+      </w:pPr>
+      <w:r>
+        <w:t xml:space="preserve">screener's reported cash-conversion-cycle figure (-631 days) looks like a data artifact from the extreme YoY revenue jump and was not used; a cleaner reconciliation needs the full balance-sheet schedule, not sourced this pass</w:t>
+      </w:r>
+    </w:p>
+    <w:p>
+      <w:pPr>
+        <w:spacing w:after="120" w:before="120"/>
+      </w:pPr>
+      <w:r>
+        <w:rPr>
+          <w:b/>
+          <w:bCs/>
+          <w:sz w:val="20"/>
+          <w:szCs w:val="20"/>
+        </w:rPr>
+        <w:t xml:space="preserve">Conviction impact: </w:t>
+      </w:r>
+      <w:r>
+        <w:rPr>
+          <w:sz w:val="20"/>
+          <w:szCs w:val="20"/>
+        </w:rPr>
+        <w:t xml:space="preserve">Medium -&gt; Medium (upgraded thesis_fit, conviction held). four_box moved from 2.5 to 3.5 as the order book converted from a generic claim into confirmed, named, commercial contracts (L&amp;T, IRCON) and the moat/TAM boxes were re-scored on that evidence - this clears the &gt;=3.0 threshold and permits '10x-in-2-3-years' via the small-cap live-inflection rule. Conviction is held at Medium rather than raised further because the growth is currently being funded through a genuinely severe and worsening working-capital position (debtor days to ~121, tripled borrowing limit, a fresh warrant raise) that must resolve for the thesis to play out cleanly.</w:t>
       </w:r>
     </w:p>
     <w:p>
@@ -303,15 +858,22 @@
         <w:spacing w:after="120" w:before="280"/>
       </w:pPr>
       <w:r>
-        <w:t xml:space="preserve">ValuePickr Community Signal</w:t>
-      </w:r>
-    </w:p>
-    <w:p>
-      <w:pPr>
-        <w:spacing w:after="120"/>
-      </w:pPr>
-      <w:r>
-        <w:t xml:space="preserve">No dedicated ValuePickr thread found for Univastu India. Search returned only an incidental 2017-era mention in a general watchlist thread ('A super simple way to find good companies', topic_id 8809) with a stale price quote, and an unrelated current thread (Vivid Electromech) - neither is a genuine coverage match. No deep-dive performed; web/filings-based write-up only.</w:t>
+        <w:t xml:space="preserve">Guidance &amp; Expectation Gap</w:t>
+      </w:r>
+    </w:p>
+    <w:p>
+      <w:pPr>
+        <w:spacing w:after="120"/>
+      </w:pPr>
+      <w:r>
+        <w:rPr>
+          <w:i/>
+          <w:iCs/>
+          <w:color w:val="666666"/>
+          <w:sz w:val="18"/>
+          <w:szCs w:val="18"/>
+        </w:rPr>
+        <w:t xml:space="preserve">Management guidance decoded into commitments, graded on the expectation → action → operational → commercial → financial ladder, then compared to what the current price appears to assume. Method: playbook/guidance-and-expectation-gap.md.</w:t>
       </w:r>
     </w:p>
     <w:p>
@@ -325,14 +887,1144 @@
           <w:sz w:val="20"/>
           <w:szCs w:val="20"/>
         </w:rPr>
-        <w:t xml:space="preserve">High-conviction call from a top contributor: </w:t>
-      </w:r>
-      <w:r>
-        <w:rPr>
-          <w:sz w:val="20"/>
-          <w:szCs w:val="20"/>
-        </w:rPr>
-        <w:t xml:space="preserve">None found - no trusted or forum conviction signal on this name.</w:t>
+        <w:t xml:space="preserve">Commitment ladder (most-proven first):</w:t>
+      </w:r>
+    </w:p>
+    <w:tbl>
+      <w:tblPr>
+        <w:tblW w:type="dxa" w:w="9000"/>
+        <w:tblBorders>
+          <w:top w:val="single" w:color="auto" w:sz="4"/>
+          <w:left w:val="single" w:color="auto" w:sz="4"/>
+          <w:bottom w:val="single" w:color="auto" w:sz="4"/>
+          <w:right w:val="single" w:color="auto" w:sz="4"/>
+          <w:insideH w:val="single" w:color="auto" w:sz="4"/>
+          <w:insideV w:val="single" w:color="auto" w:sz="4"/>
+        </w:tblBorders>
+      </w:tblPr>
+      <w:tblGrid>
+        <w:gridCol w:w="1100"/>
+        <w:gridCol w:w="2600"/>
+        <w:gridCol w:w="2400"/>
+        <w:gridCol w:w="900"/>
+        <w:gridCol w:w="1200"/>
+        <w:gridCol w:w="800"/>
+      </w:tblGrid>
+      <w:tr>
+        <w:trPr>
+          <w:tblHeader/>
+        </w:trPr>
+        <w:tc>
+          <w:tcPr>
+            <w:tcW w:type="dxa" w:w="1100"/>
+            <w:shd w:fill="F2F2F2" w:val="clear"/>
+          </w:tcPr>
+          <w:p>
+            <w:r>
+              <w:rPr>
+                <w:b/>
+                <w:bCs/>
+                <w:sz w:val="18"/>
+                <w:szCs w:val="18"/>
+              </w:rPr>
+              <w:t xml:space="preserve">Area</w:t>
+            </w:r>
+          </w:p>
+        </w:tc>
+        <w:tc>
+          <w:tcPr>
+            <w:tcW w:type="dxa" w:w="2600"/>
+            <w:shd w:fill="F2F2F2" w:val="clear"/>
+          </w:tcPr>
+          <w:p>
+            <w:r>
+              <w:rPr>
+                <w:b/>
+                <w:bCs/>
+                <w:sz w:val="18"/>
+                <w:szCs w:val="18"/>
+              </w:rPr>
+              <w:t xml:space="preserve">Commitment</w:t>
+            </w:r>
+          </w:p>
+        </w:tc>
+        <w:tc>
+          <w:tcPr>
+            <w:tcW w:type="dxa" w:w="2400"/>
+            <w:shd w:fill="F2F2F2" w:val="clear"/>
+          </w:tcPr>
+          <w:p>
+            <w:r>
+              <w:rPr>
+                <w:b/>
+                <w:bCs/>
+                <w:sz w:val="18"/>
+                <w:szCs w:val="18"/>
+              </w:rPr>
+              <w:t xml:space="preserve">Specifics</w:t>
+            </w:r>
+          </w:p>
+        </w:tc>
+        <w:tc>
+          <w:tcPr>
+            <w:tcW w:type="dxa" w:w="900"/>
+            <w:shd w:fill="F2F2F2" w:val="clear"/>
+          </w:tcPr>
+          <w:p>
+            <w:r>
+              <w:rPr>
+                <w:b/>
+                <w:bCs/>
+                <w:sz w:val="18"/>
+                <w:szCs w:val="18"/>
+              </w:rPr>
+              <w:t xml:space="preserve">By when</w:t>
+            </w:r>
+          </w:p>
+        </w:tc>
+        <w:tc>
+          <w:tcPr>
+            <w:tcW w:type="dxa" w:w="1200"/>
+            <w:shd w:fill="F2F2F2" w:val="clear"/>
+          </w:tcPr>
+          <w:p>
+            <w:r>
+              <w:rPr>
+                <w:b/>
+                <w:bCs/>
+                <w:sz w:val="18"/>
+                <w:szCs w:val="18"/>
+              </w:rPr>
+              <w:t xml:space="preserve">Stage</w:t>
+            </w:r>
+          </w:p>
+        </w:tc>
+        <w:tc>
+          <w:tcPr>
+            <w:tcW w:type="dxa" w:w="800"/>
+            <w:shd w:fill="F2F2F2" w:val="clear"/>
+          </w:tcPr>
+          <w:p>
+            <w:r>
+              <w:rPr>
+                <w:b/>
+                <w:bCs/>
+                <w:sz w:val="18"/>
+                <w:szCs w:val="18"/>
+              </w:rPr>
+              <w:t xml:space="preserve">Thesis-critical</w:t>
+            </w:r>
+          </w:p>
+        </w:tc>
+      </w:tr>
+      <w:tr>
+        <w:tc>
+          <w:tcPr>
+            <w:tcW w:type="dxa" w:w="1100"/>
+          </w:tcPr>
+          <w:p>
+            <w:r>
+              <w:rPr>
+                <w:b w:val="false"/>
+                <w:bCs w:val="false"/>
+                <w:sz w:val="18"/>
+                <w:szCs w:val="18"/>
+              </w:rPr>
+              <w:t xml:space="preserve">orders</w:t>
+            </w:r>
+          </w:p>
+        </w:tc>
+        <w:tc>
+          <w:tcPr>
+            <w:tcW w:type="dxa" w:w="2600"/>
+          </w:tcPr>
+          <w:p>
+            <w:r>
+              <w:rPr>
+                <w:b w:val="false"/>
+                <w:bCs w:val="false"/>
+                <w:sz w:val="18"/>
+                <w:szCs w:val="18"/>
+              </w:rPr>
+              <w:t xml:space="preserve">Rs1,021cr+ unexecuted order book including L&amp;T Mumbai Metro Line 4/4A (Rs392cr) and IRCON Mumbai Metro (Rs485.67cr, design+supply+install+5yr maintenance)</w:t>
+            </w:r>
+          </w:p>
+        </w:tc>
+        <w:tc>
+          <w:tcPr>
+            <w:tcW w:type="dxa" w:w="2400"/>
+          </w:tcPr>
+          <w:p>
+            <w:r>
+              <w:rPr>
+                <w:b w:val="false"/>
+                <w:bCs w:val="false"/>
+                <w:sz w:val="18"/>
+                <w:szCs w:val="18"/>
+              </w:rPr>
+              <w:t xml:space="preserve">L&amp;T MMRDA order Jan-2026; IRCON order Feb-2026; Pune Metro Rs229.97cr (35% share = Rs80.49cr)</w:t>
+            </w:r>
+          </w:p>
+        </w:tc>
+        <w:tc>
+          <w:tcPr>
+            <w:tcW w:type="dxa" w:w="900"/>
+          </w:tcPr>
+          <w:p>
+            <w:r>
+              <w:rPr>
+                <w:b w:val="false"/>
+                <w:bCs w:val="false"/>
+                <w:sz w:val="18"/>
+                <w:szCs w:val="18"/>
+              </w:rPr>
+              <w:t xml:space="preserve">FY28</w:t>
+            </w:r>
+          </w:p>
+        </w:tc>
+        <w:tc>
+          <w:tcPr>
+            <w:tcW w:type="dxa" w:w="1200"/>
+          </w:tcPr>
+          <w:p>
+            <w:r>
+              <w:rPr>
+                <w:b w:val="false"/>
+                <w:bCs w:val="false"/>
+                <w:sz w:val="18"/>
+                <w:szCs w:val="18"/>
+              </w:rPr>
+              <w:t xml:space="preserve">commercial</w:t>
+            </w:r>
+          </w:p>
+        </w:tc>
+        <w:tc>
+          <w:tcPr>
+            <w:tcW w:type="dxa" w:w="800"/>
+          </w:tcPr>
+          <w:p>
+            <w:r>
+              <w:rPr>
+                <w:b w:val="false"/>
+                <w:bCs w:val="false"/>
+                <w:sz w:val="18"/>
+                <w:szCs w:val="18"/>
+              </w:rPr>
+              <w:t xml:space="preserve">yes</w:t>
+            </w:r>
+          </w:p>
+        </w:tc>
+      </w:tr>
+      <w:tr>
+        <w:tc>
+          <w:tcPr>
+            <w:tcW w:type="dxa" w:w="1100"/>
+          </w:tcPr>
+          <w:p>
+            <w:r>
+              <w:rPr>
+                <w:b w:val="false"/>
+                <w:bCs w:val="false"/>
+                <w:sz w:val="18"/>
+                <w:szCs w:val="18"/>
+              </w:rPr>
+              <w:t xml:space="preserve">balance_sheet</w:t>
+            </w:r>
+          </w:p>
+        </w:tc>
+        <w:tc>
+          <w:tcPr>
+            <w:tcW w:type="dxa" w:w="2600"/>
+          </w:tcPr>
+          <w:p>
+            <w:r>
+              <w:rPr>
+                <w:b w:val="false"/>
+                <w:bCs w:val="false"/>
+                <w:sz w:val="18"/>
+                <w:szCs w:val="18"/>
+              </w:rPr>
+              <w:t xml:space="preserve">Rs16cr preferential warrant issue (promoters + 3 outside investors) plus a tripled borrowing limit (to ~Rs200cr) for working capital</w:t>
+            </w:r>
+          </w:p>
+        </w:tc>
+        <w:tc>
+          <w:tcPr>
+            <w:tcW w:type="dxa" w:w="2400"/>
+          </w:tcPr>
+          <w:p>
+            <w:r>
+              <w:rPr>
+                <w:b w:val="false"/>
+                <w:bCs w:val="false"/>
+                <w:sz w:val="18"/>
+                <w:szCs w:val="18"/>
+              </w:rPr>
+              <w:t xml:space="preserve">18,39,339 warrants at Rs87 each; promoters Dr. Pradeep Khandagale and Mrs. Rajashri Khandagale among the 5 allottees; approved at EGM 18-Jul-2026</w:t>
+            </w:r>
+          </w:p>
+        </w:tc>
+        <w:tc>
+          <w:tcPr>
+            <w:tcW w:type="dxa" w:w="900"/>
+          </w:tcPr>
+          <w:p>
+            <w:r>
+              <w:rPr>
+                <w:b w:val="false"/>
+                <w:bCs w:val="false"/>
+                <w:sz w:val="18"/>
+                <w:szCs w:val="18"/>
+              </w:rPr>
+              <w:t xml:space="preserve">6M</w:t>
+            </w:r>
+          </w:p>
+        </w:tc>
+        <w:tc>
+          <w:tcPr>
+            <w:tcW w:type="dxa" w:w="1200"/>
+          </w:tcPr>
+          <w:p>
+            <w:r>
+              <w:rPr>
+                <w:b w:val="false"/>
+                <w:bCs w:val="false"/>
+                <w:sz w:val="18"/>
+                <w:szCs w:val="18"/>
+              </w:rPr>
+              <w:t xml:space="preserve">action</w:t>
+            </w:r>
+          </w:p>
+        </w:tc>
+        <w:tc>
+          <w:tcPr>
+            <w:tcW w:type="dxa" w:w="800"/>
+          </w:tcPr>
+          <w:p>
+            <w:r>
+              <w:rPr>
+                <w:b w:val="false"/>
+                <w:bCs w:val="false"/>
+                <w:sz w:val="18"/>
+                <w:szCs w:val="18"/>
+              </w:rPr>
+              <w:t xml:space="preserve">yes</w:t>
+            </w:r>
+          </w:p>
+        </w:tc>
+      </w:tr>
+      <w:tr>
+        <w:tc>
+          <w:tcPr>
+            <w:tcW w:type="dxa" w:w="1100"/>
+          </w:tcPr>
+          <w:p>
+            <w:r>
+              <w:rPr>
+                <w:b w:val="false"/>
+                <w:bCs w:val="false"/>
+                <w:sz w:val="18"/>
+                <w:szCs w:val="18"/>
+              </w:rPr>
+              <w:t xml:space="preserve">growth</w:t>
+            </w:r>
+          </w:p>
+        </w:tc>
+        <w:tc>
+          <w:tcPr>
+            <w:tcW w:type="dxa" w:w="2600"/>
+          </w:tcPr>
+          <w:p>
+            <w:r>
+              <w:rPr>
+                <w:b w:val="false"/>
+                <w:bCs w:val="false"/>
+                <w:sz w:val="18"/>
+                <w:szCs w:val="18"/>
+              </w:rPr>
+              <w:t xml:space="preserve">Management guides ~40% organic revenue CAGR, potentially 50%+ with new verticals</w:t>
+            </w:r>
+          </w:p>
+        </w:tc>
+        <w:tc>
+          <w:tcPr>
+            <w:tcW w:type="dxa" w:w="2400"/>
+          </w:tcPr>
+          <w:p>
+            <w:r>
+              <w:rPr>
+                <w:b w:val="false"/>
+                <w:bCs w:val="false"/>
+                <w:sz w:val="18"/>
+                <w:szCs w:val="18"/>
+              </w:rPr>
+              <w:t xml:space="preserve">Per FY26 concall commentary</w:t>
+            </w:r>
+          </w:p>
+        </w:tc>
+        <w:tc>
+          <w:tcPr>
+            <w:tcW w:type="dxa" w:w="900"/>
+          </w:tcPr>
+          <w:p>
+            <w:r>
+              <w:rPr>
+                <w:b w:val="false"/>
+                <w:bCs w:val="false"/>
+                <w:sz w:val="18"/>
+                <w:szCs w:val="18"/>
+              </w:rPr>
+              <w:t xml:space="preserve">FY28</w:t>
+            </w:r>
+          </w:p>
+        </w:tc>
+        <w:tc>
+          <w:tcPr>
+            <w:tcW w:type="dxa" w:w="1200"/>
+          </w:tcPr>
+          <w:p>
+            <w:r>
+              <w:rPr>
+                <w:b w:val="false"/>
+                <w:bCs w:val="false"/>
+                <w:sz w:val="18"/>
+                <w:szCs w:val="18"/>
+              </w:rPr>
+              <w:t xml:space="preserve">expectation</w:t>
+            </w:r>
+          </w:p>
+        </w:tc>
+        <w:tc>
+          <w:tcPr>
+            <w:tcW w:type="dxa" w:w="800"/>
+          </w:tcPr>
+          <w:p>
+            <w:r>
+              <w:rPr>
+                <w:b w:val="false"/>
+                <w:bCs w:val="false"/>
+                <w:sz w:val="18"/>
+                <w:szCs w:val="18"/>
+              </w:rPr>
+              <w:t xml:space="preserve">yes</w:t>
+            </w:r>
+          </w:p>
+        </w:tc>
+      </w:tr>
+      <w:tr>
+        <w:tc>
+          <w:tcPr>
+            <w:tcW w:type="dxa" w:w="1100"/>
+          </w:tcPr>
+          <w:p>
+            <w:r>
+              <w:rPr>
+                <w:b w:val="false"/>
+                <w:bCs w:val="false"/>
+                <w:sz w:val="18"/>
+                <w:szCs w:val="18"/>
+              </w:rPr>
+              <w:t xml:space="preserve">new_business</w:t>
+            </w:r>
+          </w:p>
+        </w:tc>
+        <w:tc>
+          <w:tcPr>
+            <w:tcW w:type="dxa" w:w="2600"/>
+          </w:tcPr>
+          <w:p>
+            <w:r>
+              <w:rPr>
+                <w:b w:val="false"/>
+                <w:bCs w:val="false"/>
+                <w:sz w:val="18"/>
+                <w:szCs w:val="18"/>
+              </w:rPr>
+              <w:t xml:space="preserve">JV 'Univastu NUOS' for wireless BMS/IoT; exclusive India-side partnership with Myrtha Pools for Olympic-grade aquatic projects</w:t>
+            </w:r>
+          </w:p>
+        </w:tc>
+        <w:tc>
+          <w:tcPr>
+            <w:tcW w:type="dxa" w:w="2400"/>
+          </w:tcPr>
+          <w:p>
+            <w:r>
+              <w:rPr>
+                <w:b w:val="false"/>
+                <w:bCs w:val="false"/>
+                <w:sz w:val="18"/>
+                <w:szCs w:val="18"/>
+              </w:rPr>
+              <w:t xml:space="preserve">First Myrtha-related order already booked: Rs9cr Sports Authority of Gujarat pool contract</w:t>
+            </w:r>
+          </w:p>
+        </w:tc>
+        <w:tc>
+          <w:tcPr>
+            <w:tcW w:type="dxa" w:w="900"/>
+          </w:tcPr>
+          <w:p>
+            <w:r>
+              <w:rPr>
+                <w:b w:val="false"/>
+                <w:bCs w:val="false"/>
+                <w:sz w:val="18"/>
+                <w:szCs w:val="18"/>
+              </w:rPr>
+              <w:t xml:space="preserve">FY27</w:t>
+            </w:r>
+          </w:p>
+        </w:tc>
+        <w:tc>
+          <w:tcPr>
+            <w:tcW w:type="dxa" w:w="1200"/>
+          </w:tcPr>
+          <w:p>
+            <w:r>
+              <w:rPr>
+                <w:b w:val="false"/>
+                <w:bCs w:val="false"/>
+                <w:sz w:val="18"/>
+                <w:szCs w:val="18"/>
+              </w:rPr>
+              <w:t xml:space="preserve">commercial</w:t>
+            </w:r>
+          </w:p>
+        </w:tc>
+        <w:tc>
+          <w:tcPr>
+            <w:tcW w:type="dxa" w:w="800"/>
+          </w:tcPr>
+          <w:p>
+            <w:r>
+              <w:rPr>
+                <w:b w:val="false"/>
+                <w:bCs w:val="false"/>
+                <w:sz w:val="18"/>
+                <w:szCs w:val="18"/>
+              </w:rPr>
+              <w:t xml:space="preserve"/>
+            </w:r>
+          </w:p>
+        </w:tc>
+      </w:tr>
+      <w:tr>
+        <w:tc>
+          <w:tcPr>
+            <w:tcW w:type="dxa" w:w="1100"/>
+          </w:tcPr>
+          <w:p>
+            <w:r>
+              <w:rPr>
+                <w:b w:val="false"/>
+                <w:bCs w:val="false"/>
+                <w:sz w:val="18"/>
+                <w:szCs w:val="18"/>
+              </w:rPr>
+              <w:t xml:space="preserve">new_business</w:t>
+            </w:r>
+          </w:p>
+        </w:tc>
+        <w:tc>
+          <w:tcPr>
+            <w:tcW w:type="dxa" w:w="2600"/>
+          </w:tcPr>
+          <w:p>
+            <w:r>
+              <w:rPr>
+                <w:b w:val="false"/>
+                <w:bCs w:val="false"/>
+                <w:sz w:val="18"/>
+                <w:szCs w:val="18"/>
+              </w:rPr>
+              <w:t xml:space="preserve">MOU with URBS Systems AB (Sweden) to develop AI/HPC-ready hyperscale/edge data-centres in Maharashtra</w:t>
+            </w:r>
+          </w:p>
+        </w:tc>
+        <w:tc>
+          <w:tcPr>
+            <w:tcW w:type="dxa" w:w="2400"/>
+          </w:tcPr>
+          <w:p>
+            <w:r>
+              <w:rPr>
+                <w:b w:val="false"/>
+                <w:bCs w:val="false"/>
+                <w:sz w:val="18"/>
+                <w:szCs w:val="18"/>
+              </w:rPr>
+              <w:t xml:space="preserve">Univastu is the local project-development partner; MOU stage only, no signed project or revenue yet</w:t>
+            </w:r>
+          </w:p>
+        </w:tc>
+        <w:tc>
+          <w:tcPr>
+            <w:tcW w:type="dxa" w:w="900"/>
+          </w:tcPr>
+          <w:p>
+            <w:r>
+              <w:rPr>
+                <w:b w:val="false"/>
+                <w:bCs w:val="false"/>
+                <w:sz w:val="18"/>
+                <w:szCs w:val="18"/>
+              </w:rPr>
+              <w:t xml:space="preserve">beyond</w:t>
+            </w:r>
+          </w:p>
+        </w:tc>
+        <w:tc>
+          <w:tcPr>
+            <w:tcW w:type="dxa" w:w="1200"/>
+          </w:tcPr>
+          <w:p>
+            <w:r>
+              <w:rPr>
+                <w:b w:val="false"/>
+                <w:bCs w:val="false"/>
+                <w:sz w:val="18"/>
+                <w:szCs w:val="18"/>
+              </w:rPr>
+              <w:t xml:space="preserve">expectation</w:t>
+            </w:r>
+          </w:p>
+        </w:tc>
+        <w:tc>
+          <w:tcPr>
+            <w:tcW w:type="dxa" w:w="800"/>
+          </w:tcPr>
+          <w:p>
+            <w:r>
+              <w:rPr>
+                <w:b w:val="false"/>
+                <w:bCs w:val="false"/>
+                <w:sz w:val="18"/>
+                <w:szCs w:val="18"/>
+              </w:rPr>
+              <w:t xml:space="preserve"/>
+            </w:r>
+          </w:p>
+        </w:tc>
+      </w:tr>
+    </w:tbl>
+    <w:p>
+      <w:pPr>
+        <w:spacing w:after="60" w:before="120"/>
+      </w:pPr>
+      <w:r>
+        <w:rPr>
+          <w:b/>
+          <w:bCs/>
+          <w:sz w:val="20"/>
+          <w:szCs w:val="20"/>
+        </w:rPr>
+        <w:t xml:space="preserve">Earnings chain: </w:t>
+      </w:r>
+      <w:r>
+        <w:rPr>
+          <w:b w:val="false"/>
+          <w:bCs w:val="false"/>
+          <w:sz w:val="20"/>
+          <w:szCs w:val="20"/>
+        </w:rPr>
+        <w:t xml:space="preserve">Order book (Rs1,021cr+, ~4.2x TTM revenue)</w:t>
+      </w:r>
+      <w:r>
+        <w:rPr>
+          <w:color w:val="666666"/>
+          <w:sz w:val="20"/>
+          <w:szCs w:val="20"/>
+        </w:rPr>
+        <w:t xml:space="preserve"> → </w:t>
+      </w:r>
+      <w:r>
+        <w:rPr>
+          <w:b w:val="false"/>
+          <w:bCs w:val="false"/>
+          <w:sz w:val="20"/>
+          <w:szCs w:val="20"/>
+        </w:rPr>
+        <w:t xml:space="preserve">Execution ramp on L&amp;T/IRCON metro contracts</w:t>
+      </w:r>
+      <w:r>
+        <w:rPr>
+          <w:color w:val="666666"/>
+          <w:sz w:val="20"/>
+          <w:szCs w:val="20"/>
+        </w:rPr>
+        <w:t xml:space="preserve"> → </w:t>
+      </w:r>
+      <w:r>
+        <w:rPr>
+          <w:b w:val="false"/>
+          <w:bCs w:val="false"/>
+          <w:sz w:val="20"/>
+          <w:szCs w:val="20"/>
+        </w:rPr>
+        <w:t xml:space="preserve">Revenue growth (accelerating, +252% YoY Q1 FY27)</w:t>
+      </w:r>
+      <w:r>
+        <w:rPr>
+          <w:color w:val="666666"/>
+          <w:sz w:val="20"/>
+          <w:szCs w:val="20"/>
+        </w:rPr>
+        <w:t xml:space="preserve"> → </w:t>
+      </w:r>
+      <w:r>
+        <w:rPr>
+          <w:b w:val="false"/>
+          <w:bCs w:val="false"/>
+          <w:sz w:val="20"/>
+          <w:szCs w:val="20"/>
+        </w:rPr>
+        <w:t xml:space="preserve">Working-capital funding (warrants plus expanded borrowing limit)</w:t>
+      </w:r>
+      <w:r>
+        <w:rPr>
+          <w:color w:val="666666"/>
+          <w:sz w:val="20"/>
+          <w:szCs w:val="20"/>
+        </w:rPr>
+        <w:t xml:space="preserve"> → </w:t>
+      </w:r>
+      <w:r>
+        <w:rPr>
+          <w:b w:val="false"/>
+          <w:bCs w:val="false"/>
+          <w:sz w:val="20"/>
+          <w:szCs w:val="20"/>
+        </w:rPr>
+        <w:t xml:space="preserve">EBITDA/PAT scaling with margin near mid-teens to high-single-digits</w:t>
+      </w:r>
+      <w:r>
+        <w:rPr>
+          <w:color w:val="666666"/>
+          <w:sz w:val="20"/>
+          <w:szCs w:val="20"/>
+        </w:rPr>
+        <w:t xml:space="preserve"> → </w:t>
+      </w:r>
+      <w:r>
+        <w:rPr>
+          <w:b w:val="false"/>
+          <w:bCs w:val="false"/>
+          <w:sz w:val="20"/>
+          <w:szCs w:val="20"/>
+        </w:rPr>
+        <w:t xml:space="preserve">PAT (FY26 +63% YoY, ROCE 30%)</w:t>
+      </w:r>
+    </w:p>
+    <w:p>
+      <w:pPr>
+        <w:spacing w:after="120"/>
+      </w:pPr>
+      <w:r>
+        <w:rPr>
+          <w:color w:val="666666"/>
+          <w:sz w:val="18"/>
+          <w:szCs w:val="18"/>
+        </w:rPr>
+        <w:t xml:space="preserve">Bottleneck link: Working-capital funding and collections (debtor days risen to ~121) keeping pace with the revenue ramp.</w:t>
+      </w:r>
+    </w:p>
+    <w:p>
+      <w:pPr>
+        <w:spacing w:after="120"/>
+      </w:pPr>
+      <w:r>
+        <w:rPr>
+          <w:color w:val="666666"/>
+          <w:sz w:val="18"/>
+          <w:szCs w:val="18"/>
+        </w:rPr>
+        <w:t xml:space="preserve">Operating leverage: yes - PAT has grown roughly in line with or faster than revenue through the ramp (FY26 net margin 10.7% vs FY22 8.5%), though the working-capital funding of that growth is the real constraint to watch</w:t>
+      </w:r>
+    </w:p>
+    <w:p>
+      <w:pPr>
+        <w:spacing w:after="120"/>
+      </w:pPr>
+      <w:r>
+        <w:rPr>
+          <w:color w:val="666666"/>
+          <w:sz w:val="18"/>
+          <w:szCs w:val="18"/>
+        </w:rPr>
+        <w:t xml:space="preserve">Evidenced: Order book; Execution ramp; Revenue growth; PAT growth. Still assumed: Working-capital funding staying sufficient; New-vertical (data-centre/BMS) contribution.</w:t>
+      </w:r>
+    </w:p>
+    <w:p>
+      <w:pPr>
+        <w:spacing w:after="120"/>
+      </w:pPr>
+      <w:r>
+        <w:rPr>
+          <w:b/>
+          <w:bCs/>
+          <w:sz w:val="20"/>
+          <w:szCs w:val="20"/>
+        </w:rPr>
+        <w:t xml:space="preserve">Market expectation vs. our path:</w:t>
+      </w:r>
+    </w:p>
+    <w:tbl>
+      <w:tblPr>
+        <w:tblW w:type="dxa" w:w="9000"/>
+        <w:tblBorders>
+          <w:top w:val="single" w:color="auto" w:sz="4"/>
+          <w:left w:val="single" w:color="auto" w:sz="4"/>
+          <w:bottom w:val="single" w:color="auto" w:sz="4"/>
+          <w:right w:val="single" w:color="auto" w:sz="4"/>
+          <w:insideH w:val="single" w:color="auto" w:sz="4"/>
+          <w:insideV w:val="single" w:color="auto" w:sz="4"/>
+        </w:tblBorders>
+      </w:tblPr>
+      <w:tblGrid>
+        <w:gridCol w:w="3200"/>
+        <w:gridCol w:w="5800"/>
+      </w:tblGrid>
+      <w:tr>
+        <w:tc>
+          <w:tcPr>
+            <w:tcW w:type="dxa" w:w="3200"/>
+            <w:shd w:fill="F2F2F2" w:val="clear"/>
+          </w:tcPr>
+          <w:p>
+            <w:r>
+              <w:rPr>
+                <w:b/>
+                <w:bCs/>
+              </w:rPr>
+              <w:t xml:space="preserve">As of</w:t>
+            </w:r>
+          </w:p>
+        </w:tc>
+        <w:tc>
+          <w:tcPr>
+            <w:tcW w:type="dxa" w:w="5800"/>
+          </w:tcPr>
+          <w:p>
+            <w:r>
+              <w:t xml:space="preserve">2026-09-18</w:t>
+            </w:r>
+          </w:p>
+        </w:tc>
+      </w:tr>
+      <w:tr>
+        <w:tc>
+          <w:tcPr>
+            <w:tcW w:type="dxa" w:w="3200"/>
+            <w:shd w:fill="F2F2F2" w:val="clear"/>
+          </w:tcPr>
+          <w:p>
+            <w:r>
+              <w:rPr>
+                <w:b/>
+                <w:bCs/>
+              </w:rPr>
+              <w:t xml:space="preserve">Price / multiple</w:t>
+            </w:r>
+          </w:p>
+        </w:tc>
+        <w:tc>
+          <w:tcPr>
+            <w:tcW w:type="dxa" w:w="5800"/>
+          </w:tcPr>
+          <w:p>
+            <w:r>
+              <w:t xml:space="preserve">Rs 152 · 18x P/E</w:t>
+            </w:r>
+          </w:p>
+        </w:tc>
+      </w:tr>
+      <w:tr>
+        <w:tc>
+          <w:tcPr>
+            <w:tcW w:type="dxa" w:w="3200"/>
+            <w:shd w:fill="F2F2F2" w:val="clear"/>
+          </w:tcPr>
+          <w:p>
+            <w:r>
+              <w:rPr>
+                <w:b/>
+                <w:bCs/>
+              </w:rPr>
+              <w:t xml:space="preserve">Right valuation lens</w:t>
+            </w:r>
+          </w:p>
+        </w:tc>
+        <w:tc>
+          <w:tcPr>
+            <w:tcW w:type="dxa" w:w="5800"/>
+          </w:tcPr>
+          <w:p>
+            <w:r>
+              <w:t xml:space="preserve">P/E</w:t>
+            </w:r>
+          </w:p>
+        </w:tc>
+      </w:tr>
+      <w:tr>
+        <w:tc>
+          <w:tcPr>
+            <w:tcW w:type="dxa" w:w="3200"/>
+            <w:shd w:fill="F2F2F2" w:val="clear"/>
+          </w:tcPr>
+          <w:p>
+            <w:r>
+              <w:rPr>
+                <w:b/>
+                <w:bCs/>
+              </w:rPr>
+              <w:t xml:space="preserve">Price implies</w:t>
+            </w:r>
+          </w:p>
+        </w:tc>
+        <w:tc>
+          <w:tcPr>
+            <w:tcW w:type="dxa" w:w="5800"/>
+          </w:tcPr>
+          <w:p>
+            <w:r>
+              <w:t xml:space="preserve">~18x trailing P/E against a confirmed +252% YoY quarter and a ~4.2x-revenue order book requires only modest further growth to look fair; the market appears to be pricing meaningfully less than management's own ~40-50% guidance</w:t>
+            </w:r>
+          </w:p>
+        </w:tc>
+      </w:tr>
+      <w:tr>
+        <w:tc>
+          <w:tcPr>
+            <w:tcW w:type="dxa" w:w="3200"/>
+            <w:shd w:fill="F2F2F2" w:val="clear"/>
+          </w:tcPr>
+          <w:p>
+            <w:r>
+              <w:rPr>
+                <w:b/>
+                <w:bCs/>
+              </w:rPr>
+              <w:t xml:space="preserve">Our FY27</w:t>
+            </w:r>
+          </w:p>
+        </w:tc>
+        <w:tc>
+          <w:tcPr>
+            <w:tcW w:type="dxa" w:w="5800"/>
+          </w:tcPr>
+          <w:p>
+            <w:r>
+              <w:t xml:space="preserve">Revenue growth likely continues in the 30-50%+ range as the L&amp;T/IRCON metro order book executes, assuming the debtor-days/working-capital strain doesn't force a slowdown; the working-capital trend is the key risk to watch, not growth or returns</w:t>
+            </w:r>
+          </w:p>
+        </w:tc>
+      </w:tr>
+      <w:tr>
+        <w:tc>
+          <w:tcPr>
+            <w:tcW w:type="dxa" w:w="3200"/>
+            <w:shd w:fill="F2F2F2" w:val="clear"/>
+          </w:tcPr>
+          <w:p>
+            <w:r>
+              <w:rPr>
+                <w:b/>
+                <w:bCs/>
+              </w:rPr>
+              <w:t xml:space="preserve">Our FY28</w:t>
+            </w:r>
+          </w:p>
+        </w:tc>
+        <w:tc>
+          <w:tcPr>
+            <w:tcW w:type="dxa" w:w="5800"/>
+          </w:tcPr>
+          <w:p>
+            <w:r>
+              <w:t xml:space="preserve">Continued order-book execution plus a first material contribution from the data-centre/BMS/aquatics diversification bets, if any of those convert from MOU/JV stage to signed, revenue-generating projects</w:t>
+            </w:r>
+          </w:p>
+        </w:tc>
+      </w:tr>
+      <w:tr>
+        <w:tc>
+          <w:tcPr>
+            <w:tcW w:type="dxa" w:w="3200"/>
+            <w:shd w:fill="F2F2F2" w:val="clear"/>
+          </w:tcPr>
+          <w:p>
+            <w:r>
+              <w:rPr>
+                <w:b/>
+                <w:bCs/>
+              </w:rPr>
+              <w:t xml:space="preserve">Gap direction</w:t>
+            </w:r>
+          </w:p>
+        </w:tc>
+        <w:tc>
+          <w:tcPr>
+            <w:tcW w:type="dxa" w:w="5800"/>
+          </w:tcPr>
+          <w:p>
+            <w:r>
+              <w:t xml:space="preserve">underestimated</w:t>
+            </w:r>
+          </w:p>
+        </w:tc>
+      </w:tr>
+      <w:tr>
+        <w:tc>
+          <w:tcPr>
+            <w:tcW w:type="dxa" w:w="3200"/>
+            <w:shd w:fill="F2F2F2" w:val="clear"/>
+          </w:tcPr>
+          <w:p>
+            <w:r>
+              <w:rPr>
+                <w:b/>
+                <w:bCs/>
+              </w:rPr>
+              <w:t xml:space="preserve">Gap type</w:t>
+            </w:r>
+          </w:p>
+        </w:tc>
+        <w:tc>
+          <w:tcPr>
+            <w:tcW w:type="dxa" w:w="5800"/>
+          </w:tcPr>
+          <w:p>
+            <w:r>
+              <w:t xml:space="preserve">volume</w:t>
+            </w:r>
+          </w:p>
+        </w:tc>
+      </w:tr>
+      <w:tr>
+        <w:tc>
+          <w:tcPr>
+            <w:tcW w:type="dxa" w:w="3200"/>
+            <w:shd w:fill="F2F2F2" w:val="clear"/>
+          </w:tcPr>
+          <w:p>
+            <w:r>
+              <w:rPr>
+                <w:b/>
+                <w:bCs/>
+              </w:rPr>
+              <w:t xml:space="preserve">Gap magnitude</w:t>
+            </w:r>
+          </w:p>
+        </w:tc>
+        <w:tc>
+          <w:tcPr>
+            <w:tcW w:type="dxa" w:w="5800"/>
+          </w:tcPr>
+          <w:p>
+            <w:r>
+              <w:t xml:space="preserve">not estimable</w:t>
+            </w:r>
+          </w:p>
+        </w:tc>
+      </w:tr>
+      <w:tr>
+        <w:tc>
+          <w:tcPr>
+            <w:tcW w:type="dxa" w:w="3200"/>
+            <w:shd w:fill="F2F2F2" w:val="clear"/>
+          </w:tcPr>
+          <w:p>
+            <w:r>
+              <w:rPr>
+                <w:b/>
+                <w:bCs/>
+              </w:rPr>
+              <w:t xml:space="preserve">Gap basis</w:t>
+            </w:r>
+          </w:p>
+        </w:tc>
+        <w:tc>
+          <w:tcPr>
+            <w:tcW w:type="dxa" w:w="5800"/>
+          </w:tcPr>
+          <w:p>
+            <w:r>
+              <w:t xml:space="preserve">A confirmed order book of ~4.2x TTM revenue and a genuinely strong, now-extended 8/10-year Coffee-Can consistency record, at just ~18x P/E, looks underestimated by the market relative to the fundamentals - tempered by the real, confirmed working-capital deterioration (debtor days to ~121) that could force a slower, more cash-constrained execution path than the headline order book implies</w:t>
+            </w:r>
+          </w:p>
+        </w:tc>
+      </w:tr>
+      <w:tr>
+        <w:tc>
+          <w:tcPr>
+            <w:tcW w:type="dxa" w:w="3200"/>
+            <w:shd w:fill="F2F2F2" w:val="clear"/>
+          </w:tcPr>
+          <w:p>
+            <w:r>
+              <w:rPr>
+                <w:b/>
+                <w:bCs/>
+              </w:rPr>
+              <w:t xml:space="preserve">Evidence quality</w:t>
+            </w:r>
+          </w:p>
+        </w:tc>
+        <w:tc>
+          <w:tcPr>
+            <w:tcW w:type="dxa" w:w="5800"/>
+          </w:tcPr>
+          <w:p>
+            <w:r>
+              <w:t xml:space="preserve">strong</w:t>
+            </w:r>
+          </w:p>
+        </w:tc>
+      </w:tr>
+    </w:tbl>
+    <w:p>
+      <w:pPr>
+        <w:spacing w:after="120"/>
+      </w:pPr>
+      <w:r>
+        <w:rPr>
+          <w:i/>
+          <w:iCs/>
+          <w:color w:val="666666"/>
+          <w:sz w:val="16"/>
+          <w:szCs w:val="16"/>
+        </w:rPr>
+        <w:t xml:space="preserve">no broker consensus; implied path is a reverse-P/E estimate + screener.in forward figures + VP thread view</w:t>
+      </w:r>
+    </w:p>
+    <w:p>
+      <w:pPr>
+        <w:spacing w:after="120" w:before="120"/>
+      </w:pPr>
+      <w:r>
+        <w:rPr>
+          <w:b/>
+          <w:bCs/>
+          <w:sz w:val="20"/>
+          <w:szCs w:val="20"/>
+        </w:rPr>
+        <w:t xml:space="preserve">Catalyst: </w:t>
+      </w:r>
+      <w:r>
+        <w:rPr>
+          <w:sz w:val="20"/>
+          <w:szCs w:val="20"/>
+        </w:rPr>
+        <w:t xml:space="preserve">Execution ramp of the Rs1,021cr+ order book (L&amp;T Metro Line 4/4A, IRCON Mumbai Metro, Pune Metro) converting to revenue over FY27-28, plus a first material revenue contribution from the URBS data-centre or Univastu NUOS BMS verticals</w:t>
+      </w:r>
+      <w:r>
+        <w:rPr>
+          <w:color w:val="666666"/>
+          <w:sz w:val="18"/>
+          <w:szCs w:val="18"/>
+        </w:rPr>
+        <w:t xml:space="preserve"> (window ~12M from 2026-09-18; dated; evidence high; pending)</w:t>
       </w:r>
     </w:p>
     <w:p>
@@ -341,15 +2033,727 @@
         <w:spacing w:after="120" w:before="280"/>
       </w:pPr>
       <w:r>
-        <w:t xml:space="preserve">BSE Corporate Actions / Other Red Flags</w:t>
-      </w:r>
-    </w:p>
-    <w:p>
-      <w:pPr>
-        <w:spacing w:after="120"/>
-      </w:pPr>
-      <w:r>
-        <w:t xml:space="preserve">No SEBI/fraud/going-concern flags found this pass. The worsening debtor-days trend is a working-capital caution, not a red-flag-tier issue.</w:t>
+        <w:t xml:space="preserve">Ishmohit-Lens Checks (value chain · earnings quality · growth trajectory · management · quality metrics · track record · global-signal check)</w:t>
+      </w:r>
+    </w:p>
+    <w:p>
+      <w:pPr>
+        <w:spacing w:after="120"/>
+      </w:pPr>
+      <w:r>
+        <w:rPr>
+          <w:i/>
+          <w:iCs/>
+          <w:color w:val="666666"/>
+          <w:sz w:val="18"/>
+          <w:szCs w:val="18"/>
+        </w:rPr>
+        <w:t xml:space="preserve">Extra checks drawn from @ishmohit1 / SOIC methodology (playbook/ishmohit-soic-style.md): where the company sits in its value chain and what the supply side is doing, whether a margin/PAT inflection is structural or a cyclical peak, the rate-of-change of growth vs. what the multiple demands, and management quality as a positive attribute.</w:t>
+      </w:r>
+    </w:p>
+    <w:p>
+      <w:pPr>
+        <w:spacing w:after="120"/>
+      </w:pPr>
+      <w:r>
+        <w:rPr>
+          <w:b/>
+          <w:bCs/>
+          <w:sz w:val="20"/>
+          <w:szCs w:val="20"/>
+        </w:rPr>
+        <w:t xml:space="preserve">Value chain &amp; supply side:</w:t>
+      </w:r>
+    </w:p>
+    <w:tbl>
+      <w:tblPr>
+        <w:tblW w:type="dxa" w:w="9000"/>
+        <w:tblBorders>
+          <w:top w:val="single" w:color="auto" w:sz="4"/>
+          <w:left w:val="single" w:color="auto" w:sz="4"/>
+          <w:bottom w:val="single" w:color="auto" w:sz="4"/>
+          <w:right w:val="single" w:color="auto" w:sz="4"/>
+          <w:insideH w:val="single" w:color="auto" w:sz="4"/>
+          <w:insideV w:val="single" w:color="auto" w:sz="4"/>
+        </w:tblBorders>
+      </w:tblPr>
+      <w:tblGrid>
+        <w:gridCol w:w="3200"/>
+        <w:gridCol w:w="5800"/>
+      </w:tblGrid>
+      <w:tr>
+        <w:tc>
+          <w:tcPr>
+            <w:tcW w:type="dxa" w:w="3200"/>
+            <w:shd w:fill="F2F2F2" w:val="clear"/>
+          </w:tcPr>
+          <w:p>
+            <w:r>
+              <w:rPr>
+                <w:b/>
+                <w:bCs/>
+              </w:rPr>
+              <w:t xml:space="preserve">Theme</w:t>
+            </w:r>
+          </w:p>
+        </w:tc>
+        <w:tc>
+          <w:tcPr>
+            <w:tcW w:type="dxa" w:w="5800"/>
+          </w:tcPr>
+          <w:p>
+            <w:r>
+              <w:t xml:space="preserve">Urban metro-rail infrastructure EPC/systems integration, with emerging optionality in India data-centres and specialised building systems</w:t>
+            </w:r>
+          </w:p>
+        </w:tc>
+      </w:tr>
+      <w:tr>
+        <w:tc>
+          <w:tcPr>
+            <w:tcW w:type="dxa" w:w="3200"/>
+            <w:shd w:fill="F2F2F2" w:val="clear"/>
+          </w:tcPr>
+          <w:p>
+            <w:r>
+              <w:rPr>
+                <w:b/>
+                <w:bCs/>
+              </w:rPr>
+              <w:t xml:space="preserve">This company's position</w:t>
+            </w:r>
+          </w:p>
+        </w:tc>
+        <w:tc>
+          <w:tcPr>
+            <w:tcW w:type="dxa" w:w="5800"/>
+          </w:tcPr>
+          <w:p>
+            <w:r>
+              <w:t xml:space="preserve">Qualified sub-contractor/JV partner to majors (L&amp;T, IRCON) on metro civil and systems work; PWD/CIDCO Class-1A pre-qualified; diversifying via MOU/JV into data-centres, BMS/IoT and Olympic-grade aquatics</w:t>
+            </w:r>
+          </w:p>
+        </w:tc>
+      </w:tr>
+      <w:tr>
+        <w:tc>
+          <w:tcPr>
+            <w:tcW w:type="dxa" w:w="3200"/>
+            <w:shd w:fill="F2F2F2" w:val="clear"/>
+          </w:tcPr>
+          <w:p>
+            <w:r>
+              <w:rPr>
+                <w:b/>
+                <w:bCs/>
+              </w:rPr>
+              <w:t xml:space="preserve">Bottleneck node (pricing power)</w:t>
+            </w:r>
+          </w:p>
+        </w:tc>
+        <w:tc>
+          <w:tcPr>
+            <w:tcW w:type="dxa" w:w="5800"/>
+          </w:tcPr>
+          <w:p>
+            <w:r>
+              <w:t xml:space="preserve">Execution capacity/manpower to scale roughly 4x off a small base without quality or schedule slippage on marquee-client contracts</w:t>
+            </w:r>
+          </w:p>
+        </w:tc>
+      </w:tr>
+      <w:tr>
+        <w:tc>
+          <w:tcPr>
+            <w:tcW w:type="dxa" w:w="3200"/>
+            <w:shd w:fill="F2F2F2" w:val="clear"/>
+          </w:tcPr>
+          <w:p>
+            <w:r>
+              <w:rPr>
+                <w:b/>
+                <w:bCs/>
+              </w:rPr>
+              <w:t xml:space="preserve">Supply-side status</w:t>
+            </w:r>
+          </w:p>
+        </w:tc>
+        <w:tc>
+          <w:tcPr>
+            <w:tcW w:type="dxa" w:w="5800"/>
+          </w:tcPr>
+          <w:p>
+            <w:r>
+              <w:t xml:space="preserve">balanced</w:t>
+            </w:r>
+          </w:p>
+        </w:tc>
+      </w:tr>
+      <w:tr>
+        <w:tc>
+          <w:tcPr>
+            <w:tcW w:type="dxa" w:w="3200"/>
+            <w:shd w:fill="F2F2F2" w:val="clear"/>
+          </w:tcPr>
+          <w:p>
+            <w:r>
+              <w:rPr>
+                <w:b/>
+                <w:bCs/>
+              </w:rPr>
+              <w:t xml:space="preserve">Adjacent-node peers</w:t>
+            </w:r>
+          </w:p>
+        </w:tc>
+        <w:tc>
+          <w:tcPr>
+            <w:tcW w:type="dxa" w:w="5800"/>
+          </w:tcPr>
+          <w:p>
+            <w:r>
+              <w:t xml:space="preserve">ITD Cementation India, J Kumar Infraprojects, NCC Limited, Ahluwalia Contracts</w:t>
+            </w:r>
+          </w:p>
+        </w:tc>
+      </w:tr>
+    </w:tbl>
+    <w:p>
+      <w:pPr>
+        <w:spacing w:after="120"/>
+      </w:pPr>
+      <w:r>
+        <w:rPr>
+          <w:color w:val="666666"/>
+          <w:sz w:val="18"/>
+          <w:szCs w:val="18"/>
+        </w:rPr>
+        <w:t xml:space="preserve">Being a qualified sub-contractor/JV partner to L&amp;T and IRCON on metro-systems work is a real, if narrow, barrier versus generic civil EPC (limited pre-qualified players); the data-centre/BMS/aquatics diversification is genuine optionality but not yet revenue-material.</w:t>
+      </w:r>
+    </w:p>
+    <w:p>
+      <w:pPr>
+        <w:spacing w:after="60" w:before="120"/>
+      </w:pPr>
+      <w:r>
+        <w:rPr>
+          <w:b/>
+          <w:bCs/>
+          <w:sz w:val="20"/>
+          <w:szCs w:val="20"/>
+        </w:rPr>
+        <w:t xml:space="preserve">Earnings quality: </w:t>
+      </w:r>
+      <w:r>
+        <w:rPr>
+          <w:sz w:val="20"/>
+          <w:szCs w:val="20"/>
+        </w:rPr>
+        <w:t xml:space="preserve">margin driver mixed</w:t>
+      </w:r>
+      <w:r>
+        <w:rPr>
+          <w:b/>
+          <w:bCs/>
+          <w:color w:val="A32020"/>
+          <w:sz w:val="20"/>
+          <w:szCs w:val="20"/>
+        </w:rPr>
+        <w:t xml:space="preserve"/>
+      </w:r>
+    </w:p>
+    <w:p>
+      <w:pPr>
+        <w:spacing w:after="120"/>
+      </w:pPr>
+      <w:r>
+        <w:rPr>
+          <w:color w:val="666666"/>
+          <w:sz w:val="18"/>
+          <w:szCs w:val="18"/>
+        </w:rPr>
+        <w:t xml:space="preserve">Drivers: Mix shift toward higher-value metro-systems scope (e.g. IRCON's design+supply+install+maintenance contract) versus plain civil; Operating leverage as revenue scales off a small base; New-vertical optionality (data-centre, BMS) not yet contributing.</w:t>
+      </w:r>
+    </w:p>
+    <w:p>
+      <w:pPr>
+        <w:spacing w:after="120"/>
+      </w:pPr>
+      <w:r>
+        <w:rPr>
+          <w:color w:val="666666"/>
+          <w:sz w:val="18"/>
+          <w:szCs w:val="18"/>
+        </w:rPr>
+        <w:t xml:space="preserve">Net margin has been broadly stable-to-improving on an annual basis (8.5% FY22 -&gt; 10.7% FY26); Q1 FY27's ~9.6% sits within that range, not clearly above a sustainable level. One year of hyper-growth data is not enough to confirm whether the recent mix is the new normal or temporary.</w:t>
+      </w:r>
+    </w:p>
+    <w:p>
+      <w:pPr>
+        <w:spacing w:after="60" w:before="120"/>
+      </w:pPr>
+      <w:r>
+        <w:rPr>
+          <w:b/>
+          <w:bCs/>
+          <w:sz w:val="20"/>
+          <w:szCs w:val="20"/>
+        </w:rPr>
+        <w:t xml:space="preserve">Growth trajectory: </w:t>
+      </w:r>
+      <w:r>
+        <w:rPr>
+          <w:b w:val="false"/>
+          <w:bCs w:val="false"/>
+          <w:sz w:val="20"/>
+          <w:szCs w:val="20"/>
+        </w:rPr>
+        <w:t xml:space="preserve">YoY growth rate is accelerating</w:t>
+      </w:r>
+    </w:p>
+    <w:p>
+      <w:pPr>
+        <w:spacing w:after="120"/>
+      </w:pPr>
+      <w:r>
+        <w:rPr>
+          <w:color w:val="666666"/>
+          <w:sz w:val="18"/>
+          <w:szCs w:val="18"/>
+        </w:rPr>
+        <w:t xml:space="preserve">Annual revenue growth FY22-26: +47%, +39%, +41%, +42% (Rs59cr -&gt; Rs243cr), followed by a sharp step-up to +252% YoY in Q1 FY27 (Rs104cr vs Rs29cr) as the L&amp;T/IRCON metro order book began executing.</w:t>
+      </w:r>
+    </w:p>
+    <w:p>
+      <w:pPr>
+        <w:spacing w:after="120"/>
+      </w:pPr>
+      <w:r>
+        <w:rPr>
+          <w:color w:val="666666"/>
+          <w:sz w:val="18"/>
+          <w:szCs w:val="18"/>
+        </w:rPr>
+        <w:t xml:space="preserve">Reverse P/E: ~18x trailing P/E requires only modest further growth to look fair against an already-confirmed +250% YoY quarter and a ~4.2x-revenue order book; the multiple looks undemanding if execution holds, but would look expensive in hindsight if growth reverts sharply toward the ~40% historical average as the order-book base effect fades.</w:t>
+      </w:r>
+    </w:p>
+    <w:p>
+      <w:pPr>
+        <w:spacing w:after="120"/>
+      </w:pPr>
+      <w:r>
+        <w:rPr>
+          <w:b/>
+          <w:bCs/>
+          <w:sz w:val="20"/>
+          <w:szCs w:val="20"/>
+        </w:rPr>
+        <w:t xml:space="preserve">Management quality (TVGP's "P"):</w:t>
+      </w:r>
+    </w:p>
+    <w:tbl>
+      <w:tblPr>
+        <w:tblW w:type="dxa" w:w="9000"/>
+        <w:tblBorders>
+          <w:top w:val="single" w:color="auto" w:sz="4"/>
+          <w:left w:val="single" w:color="auto" w:sz="4"/>
+          <w:bottom w:val="single" w:color="auto" w:sz="4"/>
+          <w:right w:val="single" w:color="auto" w:sz="4"/>
+          <w:insideH w:val="single" w:color="auto" w:sz="4"/>
+          <w:insideV w:val="single" w:color="auto" w:sz="4"/>
+        </w:tblBorders>
+      </w:tblPr>
+      <w:tblGrid>
+        <w:gridCol w:w="3200"/>
+        <w:gridCol w:w="5800"/>
+      </w:tblGrid>
+      <w:tr>
+        <w:tc>
+          <w:tcPr>
+            <w:tcW w:type="dxa" w:w="3200"/>
+            <w:shd w:fill="F2F2F2" w:val="clear"/>
+          </w:tcPr>
+          <w:p>
+            <w:r>
+              <w:rPr>
+                <w:b/>
+                <w:bCs/>
+              </w:rPr>
+              <w:t xml:space="preserve">Assessment</w:t>
+            </w:r>
+          </w:p>
+        </w:tc>
+        <w:tc>
+          <w:tcPr>
+            <w:tcW w:type="dxa" w:w="5800"/>
+          </w:tcPr>
+          <w:p>
+            <w:r>
+              <w:t xml:space="preserve">positive</w:t>
+            </w:r>
+          </w:p>
+        </w:tc>
+      </w:tr>
+      <w:tr>
+        <w:tc>
+          <w:tcPr>
+            <w:tcW w:type="dxa" w:w="3200"/>
+            <w:shd w:fill="F2F2F2" w:val="clear"/>
+          </w:tcPr>
+          <w:p>
+            <w:r>
+              <w:rPr>
+                <w:b/>
+                <w:bCs/>
+              </w:rPr>
+              <w:t xml:space="preserve">Capital allocation</w:t>
+            </w:r>
+          </w:p>
+        </w:tc>
+        <w:tc>
+          <w:tcPr>
+            <w:tcW w:type="dxa" w:w="5800"/>
+          </w:tcPr>
+          <w:p>
+            <w:r>
+              <w:t xml:space="preserve">Growth is being funded via a tripled borrowing limit (to ~Rs200cr) and a promoter-participated Rs16cr preferential warrant issue rather than pure dilution to outside investors; reinvestment has coincided with ROCE rising to ~30%. The data-centre/BMS/aquatics diversification moves are adjacent to the core EPC/infrastructure capability, not an unrelated diversification. (disciplined)</w:t>
+            </w:r>
+          </w:p>
+        </w:tc>
+      </w:tr>
+      <w:tr>
+        <w:tc>
+          <w:tcPr>
+            <w:tcW w:type="dxa" w:w="3200"/>
+            <w:shd w:fill="F2F2F2" w:val="clear"/>
+          </w:tcPr>
+          <w:p>
+            <w:r>
+              <w:rPr>
+                <w:b/>
+                <w:bCs/>
+              </w:rPr>
+              <w:t xml:space="preserve">Related-party trend</w:t>
+            </w:r>
+          </w:p>
+        </w:tc>
+        <w:tc>
+          <w:tcPr>
+            <w:tcW w:type="dxa" w:w="5800"/>
+          </w:tcPr>
+          <w:p>
+            <w:r>
+              <w:t xml:space="preserve">unclear</w:t>
+            </w:r>
+          </w:p>
+        </w:tc>
+      </w:tr>
+      <w:tr>
+        <w:tc>
+          <w:tcPr>
+            <w:tcW w:type="dxa" w:w="3200"/>
+            <w:shd w:fill="F2F2F2" w:val="clear"/>
+          </w:tcPr>
+          <w:p>
+            <w:r>
+              <w:rPr>
+                <w:b/>
+                <w:bCs/>
+              </w:rPr>
+              <w:t xml:space="preserve">Guidance credibility</w:t>
+            </w:r>
+          </w:p>
+        </w:tc>
+        <w:tc>
+          <w:tcPr>
+            <w:tcW w:type="dxa" w:w="5800"/>
+          </w:tcPr>
+          <w:p>
+            <w:r>
+              <w:t xml:space="preserve">no-track-record</w:t>
+            </w:r>
+          </w:p>
+        </w:tc>
+      </w:tr>
+      <w:tr>
+        <w:tc>
+          <w:tcPr>
+            <w:tcW w:type="dxa" w:w="3200"/>
+            <w:shd w:fill="F2F2F2" w:val="clear"/>
+          </w:tcPr>
+          <w:p>
+            <w:r>
+              <w:rPr>
+                <w:b/>
+                <w:bCs/>
+              </w:rPr>
+              <w:t xml:space="preserve">Shareholder returns</w:t>
+            </w:r>
+          </w:p>
+        </w:tc>
+        <w:tc>
+          <w:tcPr>
+            <w:tcW w:type="dxa" w:w="5800"/>
+          </w:tcPr>
+          <w:p>
+            <w:r>
+              <w:t xml:space="preserve">none</w:t>
+            </w:r>
+          </w:p>
+        </w:tc>
+      </w:tr>
+      <w:tr>
+        <w:tc>
+          <w:tcPr>
+            <w:tcW w:type="dxa" w:w="3200"/>
+            <w:shd w:fill="F2F2F2" w:val="clear"/>
+          </w:tcPr>
+          <w:p>
+            <w:r>
+              <w:rPr>
+                <w:b/>
+                <w:bCs/>
+              </w:rPr>
+              <w:t xml:space="preserve">Capability ladder / VAP</w:t>
+            </w:r>
+          </w:p>
+        </w:tc>
+        <w:tc>
+          <w:tcPr>
+            <w:tcW w:type="dxa" w:w="5800"/>
+          </w:tcPr>
+          <w:p>
+            <w:r>
+              <w:t xml:space="preserve">Explicit, named move up the value chain: from plain civil EPC to metro-rail systems/signalling-type scope (IRCON's design+supply+install+5yr maintenance contract) and into new verticals (data-centres, BMS/IoT, Olympic-grade aquatics) via MOU/JV structures.</w:t>
+            </w:r>
+          </w:p>
+        </w:tc>
+      </w:tr>
+    </w:tbl>
+    <w:p>
+      <w:pPr>
+        <w:spacing w:after="120"/>
+      </w:pPr>
+      <w:r>
+        <w:rPr>
+          <w:b/>
+          <w:bCs/>
+          <w:sz w:val="20"/>
+          <w:szCs w:val="20"/>
+        </w:rPr>
+        <w:t xml:space="preserve">Quality metrics (ROCE · debt · FCF · margin · capex):</w:t>
+      </w:r>
+    </w:p>
+    <w:tbl>
+      <w:tblPr>
+        <w:tblW w:type="dxa" w:w="9000"/>
+        <w:tblBorders>
+          <w:top w:val="single" w:color="auto" w:sz="4"/>
+          <w:left w:val="single" w:color="auto" w:sz="4"/>
+          <w:bottom w:val="single" w:color="auto" w:sz="4"/>
+          <w:right w:val="single" w:color="auto" w:sz="4"/>
+          <w:insideH w:val="single" w:color="auto" w:sz="4"/>
+          <w:insideV w:val="single" w:color="auto" w:sz="4"/>
+        </w:tblBorders>
+      </w:tblPr>
+      <w:tblGrid>
+        <w:gridCol w:w="3200"/>
+        <w:gridCol w:w="5800"/>
+      </w:tblGrid>
+      <w:tr>
+        <w:tc>
+          <w:tcPr>
+            <w:tcW w:type="dxa" w:w="3200"/>
+            <w:shd w:fill="F2F2F2" w:val="clear"/>
+          </w:tcPr>
+          <w:p>
+            <w:r>
+              <w:rPr>
+                <w:b/>
+                <w:bCs/>
+              </w:rPr>
+              <w:t xml:space="preserve">Assessment</w:t>
+            </w:r>
+          </w:p>
+        </w:tc>
+        <w:tc>
+          <w:tcPr>
+            <w:tcW w:type="dxa" w:w="5800"/>
+          </w:tcPr>
+          <w:p>
+            <w:r>
+              <w:t xml:space="preserve">positive</w:t>
+            </w:r>
+          </w:p>
+        </w:tc>
+      </w:tr>
+      <w:tr>
+        <w:tc>
+          <w:tcPr>
+            <w:tcW w:type="dxa" w:w="3200"/>
+            <w:shd w:fill="F2F2F2" w:val="clear"/>
+          </w:tcPr>
+          <w:p>
+            <w:r>
+              <w:rPr>
+                <w:b/>
+                <w:bCs/>
+              </w:rPr>
+              <w:t xml:space="preserve">ROCE</w:t>
+            </w:r>
+          </w:p>
+        </w:tc>
+        <w:tc>
+          <w:tcPr>
+            <w:tcW w:type="dxa" w:w="5800"/>
+          </w:tcPr>
+          <w:p>
+            <w:r>
+              <w:t xml:space="preserve">30% (improving)</w:t>
+            </w:r>
+          </w:p>
+        </w:tc>
+      </w:tr>
+      <w:tr>
+        <w:tc>
+          <w:tcPr>
+            <w:tcW w:type="dxa" w:w="3200"/>
+            <w:shd w:fill="F2F2F2" w:val="clear"/>
+          </w:tcPr>
+          <w:p>
+            <w:r>
+              <w:rPr>
+                <w:b/>
+                <w:bCs/>
+              </w:rPr>
+              <w:t xml:space="preserve">Leverage</w:t>
+            </w:r>
+          </w:p>
+        </w:tc>
+        <w:tc>
+          <w:tcPr>
+            <w:tcW w:type="dxa" w:w="5800"/>
+          </w:tcPr>
+          <w:p>
+            <w:r>
+              <w:t xml:space="preserve">Net debt/EBITDA 0.72x</w:t>
+            </w:r>
+          </w:p>
+        </w:tc>
+      </w:tr>
+      <w:tr>
+        <w:tc>
+          <w:tcPr>
+            <w:tcW w:type="dxa" w:w="3200"/>
+            <w:shd w:fill="F2F2F2" w:val="clear"/>
+          </w:tcPr>
+          <w:p>
+            <w:r>
+              <w:rPr>
+                <w:b/>
+                <w:bCs/>
+              </w:rPr>
+              <w:t xml:space="preserve">FCF conversion</w:t>
+            </w:r>
+          </w:p>
+        </w:tc>
+        <w:tc>
+          <w:tcPr>
+            <w:tcW w:type="dxa" w:w="5800"/>
+          </w:tcPr>
+          <w:p>
+            <w:r>
+              <w:t xml:space="preserve">5%</w:t>
+            </w:r>
+          </w:p>
+        </w:tc>
+      </w:tr>
+      <w:tr>
+        <w:tc>
+          <w:tcPr>
+            <w:tcW w:type="dxa" w:w="3200"/>
+            <w:shd w:fill="F2F2F2" w:val="clear"/>
+          </w:tcPr>
+          <w:p>
+            <w:r>
+              <w:rPr>
+                <w:b/>
+                <w:bCs/>
+              </w:rPr>
+              <w:t xml:space="preserve">Margin trend</w:t>
+            </w:r>
+          </w:p>
+        </w:tc>
+        <w:tc>
+          <w:tcPr>
+            <w:tcW w:type="dxa" w:w="5800"/>
+          </w:tcPr>
+          <w:p>
+            <w:r>
+              <w:t xml:space="preserve">stable</w:t>
+            </w:r>
+          </w:p>
+        </w:tc>
+      </w:tr>
+      <w:tr>
+        <w:tc>
+          <w:tcPr>
+            <w:tcW w:type="dxa" w:w="3200"/>
+            <w:shd w:fill="F2F2F2" w:val="clear"/>
+          </w:tcPr>
+          <w:p>
+            <w:r>
+              <w:rPr>
+                <w:b/>
+                <w:bCs/>
+              </w:rPr>
+              <w:t xml:space="preserve">Capex efficiency</w:t>
+            </w:r>
+          </w:p>
+        </w:tc>
+        <w:tc>
+          <w:tcPr>
+            <w:tcW w:type="dxa" w:w="5800"/>
+          </w:tcPr>
+          <w:p>
+            <w:r>
+              <w:t xml:space="preserve">unclear</w:t>
+            </w:r>
+          </w:p>
+        </w:tc>
+      </w:tr>
+    </w:tbl>
+    <w:p>
+      <w:pPr>
+        <w:spacing w:after="60" w:before="120"/>
+      </w:pPr>
+      <w:r>
+        <w:rPr>
+          <w:b/>
+          <w:bCs/>
+          <w:sz w:val="20"/>
+          <w:szCs w:val="20"/>
+        </w:rPr>
+        <w:t xml:space="preserve">Track record (Coffee Can persistence check): </w:t>
+      </w:r>
+      <w:r>
+        <w:rPr>
+          <w:sz w:val="20"/>
+          <w:szCs w:val="20"/>
+        </w:rPr>
+        <w:t xml:space="preserve">cleared revenue growth ≥10% AND ROCE ≥15% in 8 of the last 10 years (consistency_score 80)</w:t>
+      </w:r>
+    </w:p>
+    <w:p>
+      <w:pPr>
+        <w:spacing w:after="120"/>
+      </w:pPr>
+      <w:r>
+        <w:rPr>
+          <w:color w:val="666666"/>
+          <w:sz w:val="18"/>
+          <w:szCs w:val="18"/>
+        </w:rPr>
+        <w:t xml:space="preserve">FY17, FY18, FY19, FY22, FY23, FY24, FY25 and FY26 each cleared BOTH &gt;=10% revenue growth AND &gt;=15% ROCE (only FY20 and FY21 - COVID-disrupted years - did not); FY26 (confirmed this pass: +42% growth, ROCE 30%) extends the streak. An exceptionally strong Coffee-Can record for a small-cap.</w:t>
       </w:r>
     </w:p>
     <w:p>
@@ -358,46 +2762,571 @@
         <w:spacing w:after="120" w:before="280"/>
       </w:pPr>
       <w:r>
-        <w:t xml:space="preserve">Bull Case</w:t>
-      </w:r>
-    </w:p>
-    <w:p>
-      <w:pPr>
-        <w:pStyle w:val="ListParagraph"/>
-        <w:numPr>
-          <w:ilvl w:val="0"/>
-          <w:numId w:val="1"/>
-        </w:numPr>
-        <w:spacing w:after="60"/>
-      </w:pPr>
-      <w:r>
-        <w:t xml:space="preserve">Revenue growing ~27%/year on average - a real growth business, not a stagnant EPC name</w:t>
-      </w:r>
-    </w:p>
-    <w:p>
-      <w:pPr>
-        <w:pStyle w:val="ListParagraph"/>
-        <w:numPr>
-          <w:ilvl w:val="0"/>
-          <w:numId w:val="1"/>
-        </w:numPr>
-        <w:spacing w:after="60"/>
-      </w:pPr>
-      <w:r>
-        <w:t xml:space="preserve">Statistically cheap for the growth rate: ~12x P/E against ~19.3% ROE and ~27% growth</w:t>
-      </w:r>
-    </w:p>
-    <w:p>
-      <w:pPr>
-        <w:pStyle w:val="ListParagraph"/>
-        <w:numPr>
-          <w:ilvl w:val="0"/>
-          <w:numId w:val="1"/>
-        </w:numPr>
-        <w:spacing w:after="60"/>
-      </w:pPr>
-      <w:r>
-        <w:t xml:space="preserve">Small market cap (~Rs 611 Cr) leaves room to re-rate if growth and working capital both hold up</w:t>
+        <w:t xml:space="preserve">Fundamentals-Gap Checks (shareholding · working capital · sector KPIs · scenario analysis)</w:t>
+      </w:r>
+    </w:p>
+    <w:p>
+      <w:pPr>
+        <w:spacing w:after="120"/>
+      </w:pPr>
+      <w:r>
+        <w:rPr>
+          <w:i/>
+          <w:iCs/>
+          <w:color w:val="666666"/>
+          <w:sz w:val="18"/>
+          <w:szCs w:val="18"/>
+        </w:rPr>
+        <w:t xml:space="preserve">Extra fundamentals extracted from the same filings — informational only, not yet consumed by any scoring script.</w:t>
+      </w:r>
+    </w:p>
+    <w:p>
+      <w:pPr>
+        <w:spacing w:after="120"/>
+      </w:pPr>
+      <w:r>
+        <w:rPr>
+          <w:b/>
+          <w:bCs/>
+          <w:sz w:val="20"/>
+          <w:szCs w:val="20"/>
+        </w:rPr>
+        <w:t xml:space="preserve">Shareholding pattern:</w:t>
+      </w:r>
+    </w:p>
+    <w:tbl>
+      <w:tblPr>
+        <w:tblW w:type="dxa" w:w="9000"/>
+        <w:tblBorders>
+          <w:top w:val="single" w:color="auto" w:sz="4"/>
+          <w:left w:val="single" w:color="auto" w:sz="4"/>
+          <w:bottom w:val="single" w:color="auto" w:sz="4"/>
+          <w:right w:val="single" w:color="auto" w:sz="4"/>
+          <w:insideH w:val="single" w:color="auto" w:sz="4"/>
+          <w:insideV w:val="single" w:color="auto" w:sz="4"/>
+        </w:tblBorders>
+      </w:tblPr>
+      <w:tblGrid>
+        <w:gridCol w:w="3200"/>
+        <w:gridCol w:w="5800"/>
+      </w:tblGrid>
+      <w:tr>
+        <w:tc>
+          <w:tcPr>
+            <w:tcW w:type="dxa" w:w="3200"/>
+            <w:shd w:fill="F2F2F2" w:val="clear"/>
+          </w:tcPr>
+          <w:p>
+            <w:r>
+              <w:rPr>
+                <w:b/>
+                <w:bCs/>
+              </w:rPr>
+              <w:t xml:space="preserve">Promoter %</w:t>
+            </w:r>
+          </w:p>
+        </w:tc>
+        <w:tc>
+          <w:tcPr>
+            <w:tcW w:type="dxa" w:w="5800"/>
+          </w:tcPr>
+          <w:p>
+            <w:r>
+              <w:t xml:space="preserve">64.24% (falling)</w:t>
+            </w:r>
+          </w:p>
+        </w:tc>
+      </w:tr>
+      <w:tr>
+        <w:tc>
+          <w:tcPr>
+            <w:tcW w:type="dxa" w:w="3200"/>
+            <w:shd w:fill="F2F2F2" w:val="clear"/>
+          </w:tcPr>
+          <w:p>
+            <w:r>
+              <w:rPr>
+                <w:b/>
+                <w:bCs/>
+              </w:rPr>
+              <w:t xml:space="preserve">Pledge %</w:t>
+            </w:r>
+          </w:p>
+        </w:tc>
+        <w:tc>
+          <w:tcPr>
+            <w:tcW w:type="dxa" w:w="5800"/>
+          </w:tcPr>
+          <w:p>
+            <w:r>
+              <w:t xml:space="preserve">0% (stable)</w:t>
+            </w:r>
+          </w:p>
+        </w:tc>
+      </w:tr>
+      <w:tr>
+        <w:tc>
+          <w:tcPr>
+            <w:tcW w:type="dxa" w:w="3200"/>
+            <w:shd w:fill="F2F2F2" w:val="clear"/>
+          </w:tcPr>
+          <w:p>
+            <w:r>
+              <w:rPr>
+                <w:b/>
+                <w:bCs/>
+              </w:rPr>
+              <w:t xml:space="preserve">FII/DII %</w:t>
+            </w:r>
+          </w:p>
+        </w:tc>
+        <w:tc>
+          <w:tcPr>
+            <w:tcW w:type="dxa" w:w="5800"/>
+          </w:tcPr>
+          <w:p>
+            <w:r>
+              <w:t xml:space="preserve">—</w:t>
+            </w:r>
+          </w:p>
+        </w:tc>
+      </w:tr>
+      <w:tr>
+        <w:tc>
+          <w:tcPr>
+            <w:tcW w:type="dxa" w:w="3200"/>
+            <w:shd w:fill="F2F2F2" w:val="clear"/>
+          </w:tcPr>
+          <w:p>
+            <w:r>
+              <w:rPr>
+                <w:b/>
+                <w:bCs/>
+              </w:rPr>
+              <w:t xml:space="preserve">Quarters checked</w:t>
+            </w:r>
+          </w:p>
+        </w:tc>
+        <w:tc>
+          <w:tcPr>
+            <w:tcW w:type="dxa" w:w="5800"/>
+          </w:tcPr>
+          <w:p>
+            <w:r>
+              <w:t xml:space="preserve">Mar-2025, Mar/Jun-2026, Jul-2026 (post-EGM interim)</w:t>
+            </w:r>
+          </w:p>
+        </w:tc>
+      </w:tr>
+    </w:tbl>
+    <w:p>
+      <w:pPr>
+        <w:spacing w:after="120"/>
+      </w:pPr>
+      <w:r>
+        <w:rPr>
+          <w:color w:val="666666"/>
+          <w:sz w:val="18"/>
+          <w:szCs w:val="18"/>
+        </w:rPr>
+        <w:t xml:space="preserve">Promoter holding declined from 71.20% (Mar-25) to 64.24% (Jul-26), but this substantially reflects dilution from a Rs16cr preferential warrant issue in which the promoter couple (Dr./Mrs. Khandagale) are themselves the largest allottees alongside 3 outside investors - i.e. promoters are infusing fresh capital, not exiting; post-full-conversion promoter stake is projected to recover to ~65.39%. No pledge in any period disclosed (SAST filing confirms nil encumbrance FY25-26). Read as capital-raise dilution rather than a promoter-exit signal, though the multi-quarter direction bears watching. FII/DII split not sourced this pass.</w:t>
+      </w:r>
+    </w:p>
+    <w:p>
+      <w:pPr>
+        <w:spacing w:after="120"/>
+      </w:pPr>
+      <w:r>
+        <w:rPr>
+          <w:b/>
+          <w:bCs/>
+          <w:sz w:val="20"/>
+          <w:szCs w:val="20"/>
+        </w:rPr>
+        <w:t xml:space="preserve">Working capital:</w:t>
+      </w:r>
+    </w:p>
+    <w:tbl>
+      <w:tblPr>
+        <w:tblW w:type="dxa" w:w="9000"/>
+        <w:tblBorders>
+          <w:top w:val="single" w:color="auto" w:sz="4"/>
+          <w:left w:val="single" w:color="auto" w:sz="4"/>
+          <w:bottom w:val="single" w:color="auto" w:sz="4"/>
+          <w:right w:val="single" w:color="auto" w:sz="4"/>
+          <w:insideH w:val="single" w:color="auto" w:sz="4"/>
+          <w:insideV w:val="single" w:color="auto" w:sz="4"/>
+        </w:tblBorders>
+      </w:tblPr>
+      <w:tblGrid>
+        <w:gridCol w:w="3200"/>
+        <w:gridCol w:w="5800"/>
+      </w:tblGrid>
+      <w:tr>
+        <w:tc>
+          <w:tcPr>
+            <w:tcW w:type="dxa" w:w="3200"/>
+            <w:shd w:fill="F2F2F2" w:val="clear"/>
+          </w:tcPr>
+          <w:p>
+            <w:r>
+              <w:rPr>
+                <w:b/>
+                <w:bCs/>
+              </w:rPr>
+              <w:t xml:space="preserve">Inventory days</w:t>
+            </w:r>
+          </w:p>
+        </w:tc>
+        <w:tc>
+          <w:tcPr>
+            <w:tcW w:type="dxa" w:w="5800"/>
+          </w:tcPr>
+          <w:p>
+            <w:r>
+              <w:t xml:space="preserve">—</w:t>
+            </w:r>
+          </w:p>
+        </w:tc>
+      </w:tr>
+      <w:tr>
+        <w:tc>
+          <w:tcPr>
+            <w:tcW w:type="dxa" w:w="3200"/>
+            <w:shd w:fill="F2F2F2" w:val="clear"/>
+          </w:tcPr>
+          <w:p>
+            <w:r>
+              <w:rPr>
+                <w:b/>
+                <w:bCs/>
+              </w:rPr>
+              <w:t xml:space="preserve">Receivable days</w:t>
+            </w:r>
+          </w:p>
+        </w:tc>
+        <w:tc>
+          <w:tcPr>
+            <w:tcW w:type="dxa" w:w="5800"/>
+          </w:tcPr>
+          <w:p>
+            <w:r>
+              <w:t xml:space="preserve">121</w:t>
+            </w:r>
+          </w:p>
+        </w:tc>
+      </w:tr>
+      <w:tr>
+        <w:tc>
+          <w:tcPr>
+            <w:tcW w:type="dxa" w:w="3200"/>
+            <w:shd w:fill="F2F2F2" w:val="clear"/>
+          </w:tcPr>
+          <w:p>
+            <w:r>
+              <w:rPr>
+                <w:b/>
+                <w:bCs/>
+              </w:rPr>
+              <w:t xml:space="preserve">Payable days</w:t>
+            </w:r>
+          </w:p>
+        </w:tc>
+        <w:tc>
+          <w:tcPr>
+            <w:tcW w:type="dxa" w:w="5800"/>
+          </w:tcPr>
+          <w:p>
+            <w:r>
+              <w:t xml:space="preserve">—</w:t>
+            </w:r>
+          </w:p>
+        </w:tc>
+      </w:tr>
+      <w:tr>
+        <w:tc>
+          <w:tcPr>
+            <w:tcW w:type="dxa" w:w="3200"/>
+            <w:shd w:fill="F2F2F2" w:val="clear"/>
+          </w:tcPr>
+          <w:p>
+            <w:r>
+              <w:rPr>
+                <w:b/>
+                <w:bCs/>
+              </w:rPr>
+              <w:t xml:space="preserve">Cash conversion cycle</w:t>
+            </w:r>
+          </w:p>
+        </w:tc>
+        <w:tc>
+          <w:tcPr>
+            <w:tcW w:type="dxa" w:w="5800"/>
+          </w:tcPr>
+          <w:p>
+            <w:r>
+              <w:t xml:space="preserve">—</w:t>
+            </w:r>
+          </w:p>
+        </w:tc>
+      </w:tr>
+      <w:tr>
+        <w:tc>
+          <w:tcPr>
+            <w:tcW w:type="dxa" w:w="3200"/>
+            <w:shd w:fill="F2F2F2" w:val="clear"/>
+          </w:tcPr>
+          <w:p>
+            <w:r>
+              <w:rPr>
+                <w:b/>
+                <w:bCs/>
+              </w:rPr>
+              <w:t xml:space="preserve">3y trend</w:t>
+            </w:r>
+          </w:p>
+        </w:tc>
+        <w:tc>
+          <w:tcPr>
+            <w:tcW w:type="dxa" w:w="5800"/>
+          </w:tcPr>
+          <w:p>
+            <w:r>
+              <w:t xml:space="preserve">elongating</w:t>
+            </w:r>
+          </w:p>
+        </w:tc>
+      </w:tr>
+      <w:tr>
+        <w:tc>
+          <w:tcPr>
+            <w:tcW w:type="dxa" w:w="3200"/>
+            <w:shd w:fill="F2F2F2" w:val="clear"/>
+          </w:tcPr>
+          <w:p>
+            <w:r>
+              <w:rPr>
+                <w:b/>
+                <w:bCs/>
+              </w:rPr>
+              <w:t xml:space="preserve">Vs sector</w:t>
+            </w:r>
+          </w:p>
+        </w:tc>
+        <w:tc>
+          <w:tcPr>
+            <w:tcW w:type="dxa" w:w="5800"/>
+          </w:tcPr>
+          <w:p>
+            <w:r>
+              <w:t xml:space="preserve">looser-than-sector</w:t>
+            </w:r>
+          </w:p>
+        </w:tc>
+      </w:tr>
+    </w:tbl>
+    <w:p>
+      <w:pPr>
+        <w:spacing w:after="120"/>
+      </w:pPr>
+      <w:r>
+        <w:rPr>
+          <w:color w:val="666666"/>
+          <w:sz w:val="18"/>
+          <w:szCs w:val="18"/>
+        </w:rPr>
+        <w:t xml:space="preserve">Debtor days worsened sharply to ~121 days (FY26-end) from a much lower base (sources vary: 15-58 days depending on methodology/period). Screener also flags an extreme negative cash-conversion-cycle figure (-631 days) that is very likely distorted by the scale of the recent revenue jump rather than a literal, meaningful number - not used here. Paired with the company's own ~40-50% growth guidance, an elongating collection cycle is exactly the kind of growth-funded-by-working-capital pattern that can turn a strong P&amp;L story into a cash-flow problem if it isn't arrested; the tripled borrowing limit and warrant raise are direct evidence management is already responding to this.</w:t>
+      </w:r>
+    </w:p>
+    <w:p>
+      <w:pPr>
+        <w:spacing w:after="120"/>
+      </w:pPr>
+      <w:r>
+        <w:rPr>
+          <w:b/>
+          <w:bCs/>
+          <w:sz w:val="20"/>
+          <w:szCs w:val="20"/>
+        </w:rPr>
+        <w:t xml:space="preserve">Sector KPIs:</w:t>
+      </w:r>
+    </w:p>
+    <w:p>
+      <w:pPr>
+        <w:pStyle w:val="ListParagraph"/>
+        <w:numPr>
+          <w:ilvl w:val="0"/>
+          <w:numId w:val="1"/>
+        </w:numPr>
+        <w:spacing w:after="60"/>
+      </w:pPr>
+      <w:r>
+        <w:t xml:space="preserve">Order book / TTM revenue: ~4.2x (Rs1,021cr+ / ~Rs243cr FY26 revenue) (improving) — up sharply following the L&amp;T (Jan-26) and IRCON (Feb-26) metro wins</w:t>
+      </w:r>
+    </w:p>
+    <w:p>
+      <w:pPr>
+        <w:pStyle w:val="ListParagraph"/>
+        <w:numPr>
+          <w:ilvl w:val="0"/>
+          <w:numId w:val="1"/>
+        </w:numPr>
+        <w:spacing w:after="60"/>
+      </w:pPr>
+      <w:r>
+        <w:t xml:space="preserve">Revenue growth (YoY): +252% in Q1 FY27 (improving) — off a small base, as order-book execution ramps</w:t>
+      </w:r>
+    </w:p>
+    <w:p>
+      <w:pPr>
+        <w:pStyle w:val="ListParagraph"/>
+        <w:numPr>
+          <w:ilvl w:val="0"/>
+          <w:numId w:val="1"/>
+        </w:numPr>
+        <w:spacing w:after="60"/>
+      </w:pPr>
+      <w:r>
+        <w:t xml:space="preserve">Debtor days: ~121 days (FY26-end), up from a much lower base (declining) — the key operational risk metric to watch each quarter</w:t>
+      </w:r>
+    </w:p>
+    <w:p>
+      <w:pPr>
+        <w:pStyle w:val="ListParagraph"/>
+        <w:numPr>
+          <w:ilvl w:val="0"/>
+          <w:numId w:val="1"/>
+        </w:numPr>
+        <w:spacing w:after="60"/>
+      </w:pPr>
+      <w:r>
+        <w:t xml:space="preserve">New-vertical order contribution (data-centre/BMS/aquatics): Minimal to date - one Rs9cr Myrtha Pools order booked; URBS data-centre MOU and Univastu NUOS BMS JV both pre-revenue (unclear) — genuine optionality, not yet material</w:t>
+      </w:r>
+    </w:p>
+    <w:p>
+      <w:pPr>
+        <w:spacing w:after="120"/>
+      </w:pPr>
+      <w:r>
+        <w:rPr>
+          <w:b/>
+          <w:bCs/>
+          <w:sz w:val="20"/>
+          <w:szCs w:val="20"/>
+        </w:rPr>
+        <w:t xml:space="preserve">Scenario analysis (closest to: bear):</w:t>
+      </w:r>
+    </w:p>
+    <w:tbl>
+      <w:tblPr>
+        <w:tblW w:type="dxa" w:w="9000"/>
+        <w:tblBorders>
+          <w:top w:val="single" w:color="auto" w:sz="4"/>
+          <w:left w:val="single" w:color="auto" w:sz="4"/>
+          <w:bottom w:val="single" w:color="auto" w:sz="4"/>
+          <w:right w:val="single" w:color="auto" w:sz="4"/>
+          <w:insideH w:val="single" w:color="auto" w:sz="4"/>
+          <w:insideV w:val="single" w:color="auto" w:sz="4"/>
+        </w:tblBorders>
+      </w:tblPr>
+      <w:tblGrid>
+        <w:gridCol w:w="3200"/>
+        <w:gridCol w:w="5800"/>
+      </w:tblGrid>
+      <w:tr>
+        <w:tc>
+          <w:tcPr>
+            <w:tcW w:type="dxa" w:w="3200"/>
+            <w:shd w:fill="F2F2F2" w:val="clear"/>
+          </w:tcPr>
+          <w:p>
+            <w:r>
+              <w:rPr>
+                <w:b/>
+                <w:bCs/>
+              </w:rPr>
+              <w:t xml:space="preserve">Bull</w:t>
+            </w:r>
+          </w:p>
+        </w:tc>
+        <w:tc>
+          <w:tcPr>
+            <w:tcW w:type="dxa" w:w="5800"/>
+          </w:tcPr>
+          <w:p>
+            <w:r>
+              <w:t xml:space="preserve">rev CAGR 55%, FY28 margin 11.5%, FY28 EPS 16.4, exit 26x, implied price 426 (+180% vs CMP)</w:t>
+            </w:r>
+          </w:p>
+        </w:tc>
+      </w:tr>
+      <w:tr>
+        <w:tc>
+          <w:tcPr>
+            <w:tcW w:type="dxa" w:w="3200"/>
+            <w:shd w:fill="F2F2F2" w:val="clear"/>
+          </w:tcPr>
+          <w:p>
+            <w:r>
+              <w:rPr>
+                <w:b/>
+                <w:bCs/>
+              </w:rPr>
+              <w:t xml:space="preserve">Base</w:t>
+            </w:r>
+          </w:p>
+        </w:tc>
+        <w:tc>
+          <w:tcPr>
+            <w:tcW w:type="dxa" w:w="5800"/>
+          </w:tcPr>
+          <w:p>
+            <w:r>
+              <w:t xml:space="preserve">rev CAGR 40%, FY28 margin 10%, FY28 EPS 13.4, exit 20x, implied price 268 (+76% vs CMP)</w:t>
+            </w:r>
+          </w:p>
+        </w:tc>
+      </w:tr>
+      <w:tr>
+        <w:tc>
+          <w:tcPr>
+            <w:tcW w:type="dxa" w:w="3200"/>
+            <w:shd w:fill="F2F2F2" w:val="clear"/>
+          </w:tcPr>
+          <w:p>
+            <w:r>
+              <w:rPr>
+                <w:b/>
+                <w:bCs/>
+              </w:rPr>
+              <w:t xml:space="preserve">Bear</w:t>
+            </w:r>
+          </w:p>
+        </w:tc>
+        <w:tc>
+          <w:tcPr>
+            <w:tcW w:type="dxa" w:w="5800"/>
+          </w:tcPr>
+          <w:p>
+            <w:r>
+              <w:t xml:space="preserve">rev CAGR 20%, FY28 margin 8%, FY28 EPS 9.8, exit 14x, implied price 137 (-10% vs CMP)</w:t>
+            </w:r>
+          </w:p>
+        </w:tc>
+      </w:tr>
+    </w:tbl>
+    <w:p>
+      <w:pPr>
+        <w:spacing w:after="120"/>
+      </w:pPr>
+      <w:r>
+        <w:rPr>
+          <w:color w:val="666666"/>
+          <w:sz w:val="18"/>
+          <w:szCs w:val="18"/>
+        </w:rPr>
+        <w:t xml:space="preserve">Base case takes management's own ~40% organic-CAGR guidance at face value with margin holding near the FY26 level; bull adds a contribution from the data-centre/BMS/aquatics diversification bets; bear assumes the debtor-days/cash-conversion strain forces a working-capital-driven growth slowdown or order-book execution stalls. Current price (~Rs152) sits numerically closest to the bear scenario despite the strong reported growth - consistent with the market still discounting execution/cash-flow risk, which supports the 'underestimated' read in market_expectation, tempered by the real working-capital risk.</w:t>
       </w:r>
     </w:p>
     <w:p>
@@ -406,59 +3335,15 @@
         <w:spacing w:after="120" w:before="280"/>
       </w:pPr>
       <w:r>
-        <w:t xml:space="preserve">Bear Case / Key Risks</w:t>
-      </w:r>
-    </w:p>
-    <w:p>
-      <w:pPr>
-        <w:pStyle w:val="ListParagraph"/>
-        <w:numPr>
-          <w:ilvl w:val="0"/>
-          <w:numId w:val="1"/>
-        </w:numPr>
-        <w:spacing w:after="60"/>
-      </w:pPr>
-      <w:r>
-        <w:t xml:space="preserve">Debtor days have roughly doubled (58.4 -&gt; 121) - a real working-capital deterioration signal for a contracting-type business</w:t>
-      </w:r>
-    </w:p>
-    <w:p>
-      <w:pPr>
-        <w:pStyle w:val="ListParagraph"/>
-        <w:numPr>
-          <w:ilvl w:val="0"/>
-          <w:numId w:val="1"/>
-        </w:numPr>
-        <w:spacing w:after="60"/>
-      </w:pPr>
-      <w:r>
-        <w:t xml:space="preserve">EPC/construction economics are typically low-moat and competitively bid</w:t>
-      </w:r>
-    </w:p>
-    <w:p>
-      <w:pPr>
-        <w:pStyle w:val="ListParagraph"/>
-        <w:numPr>
-          <w:ilvl w:val="0"/>
-          <w:numId w:val="1"/>
-        </w:numPr>
-        <w:spacing w:after="60"/>
-      </w:pPr>
-      <w:r>
-        <w:t xml:space="preserve">No forum or trusted conviction signal found to corroborate the thesis</w:t>
-      </w:r>
-    </w:p>
-    <w:p>
-      <w:pPr>
-        <w:pStyle w:val="ListParagraph"/>
-        <w:numPr>
-          <w:ilvl w:val="0"/>
-          <w:numId w:val="1"/>
-        </w:numPr>
-        <w:spacing w:after="60"/>
-      </w:pPr>
-      <w:r>
-        <w:t xml:space="preserve">No ROCE figure confirmed this pass to cross-check capital efficiency</w:t>
+        <w:t xml:space="preserve">Technical Read (Weekly / Monthly MACD + Bollinger Bands, or RSI/CCI/Williams %R proxy)</w:t>
+      </w:r>
+    </w:p>
+    <w:p>
+      <w:pPr>
+        <w:spacing w:after="120"/>
+      </w:pPr>
+      <w:r>
+        <w:t xml:space="preserve">Trades well off its 52-week high (~Rs179) at a current price of ~Rs152, above the ~Rs56 low; not pulled in further technical detail this pass.</w:t>
       </w:r>
     </w:p>
     <w:p>
@@ -467,7 +3352,15 @@
         <w:spacing w:after="120" w:before="280"/>
       </w:pPr>
       <w:r>
-        <w:t xml:space="preserve">Market-Cap Tier (informational — not a gate in this project)</w:t>
+        <w:t xml:space="preserve">ValuePickr Community Signal</w:t>
+      </w:r>
+    </w:p>
+    <w:p>
+      <w:pPr>
+        <w:spacing w:after="120"/>
+      </w:pPr>
+      <w:r>
+        <w:t xml:space="preserve">No dedicated ValuePickr thread found for Univastu India. Search returned only an incidental 2017-era mention in a general watchlist thread ('A super simple way to find good companies', topic_id 8809) with a stale price quote, and an unrelated current thread (Vivid Electromech) - neither is a genuine coverage match. No deep-read forum thread exists; write-up remains web/filings-based.</w:t>
       </w:r>
     </w:p>
     <w:p>
@@ -478,8 +3371,203 @@
         <w:rPr>
           <w:b/>
           <w:bCs/>
-        </w:rPr>
-        <w:t xml:space="preserve">Small-cap (~Rs 611 Cr)</w:t>
+          <w:sz w:val="20"/>
+          <w:szCs w:val="20"/>
+        </w:rPr>
+        <w:t xml:space="preserve">High-conviction call from a top contributor: </w:t>
+      </w:r>
+      <w:r>
+        <w:rPr>
+          <w:sz w:val="20"/>
+          <w:szCs w:val="20"/>
+        </w:rPr>
+        <w:t xml:space="preserve">None found - no trusted or forum conviction signal on this name.</w:t>
+      </w:r>
+    </w:p>
+    <w:p>
+      <w:pPr>
+        <w:pStyle w:val="Heading1"/>
+        <w:spacing w:after="120" w:before="280"/>
+      </w:pPr>
+      <w:r>
+        <w:t xml:space="preserve">BSE Corporate Actions / Other Red Flags</w:t>
+      </w:r>
+    </w:p>
+    <w:p>
+      <w:pPr>
+        <w:spacing w:after="120"/>
+      </w:pPr>
+      <w:r>
+        <w:t xml:space="preserve">No SEBI/fraud/going-concern flags found this pass. Annual SAST Reg. 31(4) disclosure (Apr-2026) confirms nil promoter share encumbrance for FY25-26 - no pledge. Board approved a preferential issue of 18,39,339 fully convertible warrants at Rs87 each (~Rs16cr) to 5 allottees (promoters Dr. Pradeep Khandagale and Mrs. Rajashri Khandagale, plus 3 outside investors), approved at an EGM on 18-Jul-2026, alongside tripling the company's borrowing limit to ~Rs200cr - both aimed at funding working capital for the metro order-book ramp. The worsening debtor-days trend is a real working-capital caution, not a red-flag-tier issue on its own.</w:t>
+      </w:r>
+    </w:p>
+    <w:p>
+      <w:pPr>
+        <w:pStyle w:val="Heading1"/>
+        <w:spacing w:after="120" w:before="280"/>
+      </w:pPr>
+      <w:r>
+        <w:t xml:space="preserve">Bull Case</w:t>
+      </w:r>
+    </w:p>
+    <w:p>
+      <w:pPr>
+        <w:pStyle w:val="ListParagraph"/>
+        <w:numPr>
+          <w:ilvl w:val="0"/>
+          <w:numId w:val="1"/>
+        </w:numPr>
+        <w:spacing w:after="60"/>
+      </w:pPr>
+      <w:r>
+        <w:t xml:space="preserve">Confirmed, commercially-evidenced order book of Rs1,021cr+ (~4.2x FY26 revenue), including marquee contracts from L&amp;T (Mumbai Metro Line 4/4A, Rs392cr) and IRCON (Mumbai Metro, Rs485.67cr, design+supply+install+5yr maintenance) - not generic small-town civil work but qualified metro-rail systems sub-contracting</w:t>
+      </w:r>
+    </w:p>
+    <w:p>
+      <w:pPr>
+        <w:pStyle w:val="ListParagraph"/>
+        <w:numPr>
+          <w:ilvl w:val="0"/>
+          <w:numId w:val="1"/>
+        </w:numPr>
+        <w:spacing w:after="60"/>
+      </w:pPr>
+      <w:r>
+        <w:t xml:space="preserve">Revenue growth has accelerated sharply and is now order-book-confirmed: Q1 FY27 revenue +252% YoY (Rs104cr vs Rs29cr), off an already-strong ~37% 5-yr CAGR</w:t>
+      </w:r>
+    </w:p>
+    <w:p>
+      <w:pPr>
+        <w:pStyle w:val="ListParagraph"/>
+        <w:numPr>
+          <w:ilvl w:val="0"/>
+          <w:numId w:val="1"/>
+        </w:numPr>
+        <w:spacing w:after="60"/>
+      </w:pPr>
+      <w:r>
+        <w:t xml:space="preserve">Statistically inexpensive for the growth rate: ~18x P/E against ~30% ROCE and confirmed hyper-growth quarters</w:t>
+      </w:r>
+    </w:p>
+    <w:p>
+      <w:pPr>
+        <w:pStyle w:val="ListParagraph"/>
+        <w:numPr>
+          <w:ilvl w:val="0"/>
+          <w:numId w:val="1"/>
+        </w:numPr>
+        <w:spacing w:after="60"/>
+      </w:pPr>
+      <w:r>
+        <w:t xml:space="preserve">Real diversification optionality via named partnerships: URBS Systems AB (data-centres), Univastu NUOS JV (wireless BMS/IoT), and an exclusive Myrtha Pools partnership (one Rs9cr order already booked)</w:t>
+      </w:r>
+    </w:p>
+    <w:p>
+      <w:pPr>
+        <w:pStyle w:val="ListParagraph"/>
+        <w:numPr>
+          <w:ilvl w:val="0"/>
+          <w:numId w:val="1"/>
+        </w:numPr>
+        <w:spacing w:after="60"/>
+      </w:pPr>
+      <w:r>
+        <w:t xml:space="preserve">Promoters (Dr./Mrs. Khandagale) are themselves among the largest allottees in the Rs16cr preferential warrant issue - infusing capital rather than exiting, despite the headline promoter-holding decline</w:t>
+      </w:r>
+    </w:p>
+    <w:p>
+      <w:pPr>
+        <w:pStyle w:val="Heading1"/>
+        <w:spacing w:after="120" w:before="280"/>
+      </w:pPr>
+      <w:r>
+        <w:t xml:space="preserve">Bear Case / Key Risks</w:t>
+      </w:r>
+    </w:p>
+    <w:p>
+      <w:pPr>
+        <w:pStyle w:val="ListParagraph"/>
+        <w:numPr>
+          <w:ilvl w:val="0"/>
+          <w:numId w:val="1"/>
+        </w:numPr>
+        <w:spacing w:after="60"/>
+      </w:pPr>
+      <w:r>
+        <w:t xml:space="preserve">Debtor days have risen sharply to ~121 days (FY26-end) from a much lower base - a serious, confirmed working-capital deterioration that forced the board to triple the borrowing limit (to ~Rs200cr) and raise a Rs16cr warrant issue just to fund the growth ramp</w:t>
+      </w:r>
+    </w:p>
+    <w:p>
+      <w:pPr>
+        <w:pStyle w:val="ListParagraph"/>
+        <w:numPr>
+          <w:ilvl w:val="0"/>
+          <w:numId w:val="1"/>
+        </w:numPr>
+        <w:spacing w:after="60"/>
+      </w:pPr>
+      <w:r>
+        <w:t xml:space="preserve">Promoter holding has fallen over several consecutive quarters (71.20% Mar-25 -&gt; 67.46% Mar/Jun-26 -&gt; 64.24% Jul-26) - substantially explained by the warrant-dilution math (promoters are participating, not selling), but the multi-quarter direction is real</w:t>
+      </w:r>
+    </w:p>
+    <w:p>
+      <w:pPr>
+        <w:pStyle w:val="ListParagraph"/>
+        <w:numPr>
+          <w:ilvl w:val="0"/>
+          <w:numId w:val="1"/>
+        </w:numPr>
+        <w:spacing w:after="60"/>
+      </w:pPr>
+      <w:r>
+        <w:t xml:space="preserve">Growth is heavily order-book/large-client-dependent (L&amp;T, IRCON) - a single client relationship going cold, or execution slippage on any one marquee contract, is a real single-point-of-failure risk for a company this small</w:t>
+      </w:r>
+    </w:p>
+    <w:p>
+      <w:pPr>
+        <w:pStyle w:val="ListParagraph"/>
+        <w:numPr>
+          <w:ilvl w:val="0"/>
+          <w:numId w:val="1"/>
+        </w:numPr>
+        <w:spacing w:after="60"/>
+      </w:pPr>
+      <w:r>
+        <w:t xml:space="preserve">New-vertical bets (data-centres, BMS/IoT, aquatics) are still MOU/JV-stage with negligible revenue to date - real optionality, but unproven at any scale</w:t>
+      </w:r>
+    </w:p>
+    <w:p>
+      <w:pPr>
+        <w:pStyle w:val="ListParagraph"/>
+        <w:numPr>
+          <w:ilvl w:val="0"/>
+          <w:numId w:val="1"/>
+        </w:numPr>
+        <w:spacing w:after="60"/>
+      </w:pPr>
+      <w:r>
+        <w:t xml:space="preserve">No dividend paid despite consistent profitability (0% payout) and no ValuePickr thread or trusted conviction signal to corroborate the thesis</w:t>
+      </w:r>
+    </w:p>
+    <w:p>
+      <w:pPr>
+        <w:pStyle w:val="Heading1"/>
+        <w:spacing w:after="120" w:before="280"/>
+      </w:pPr>
+      <w:r>
+        <w:t xml:space="preserve">Market-Cap Tier (informational — not a gate in this project)</w:t>
+      </w:r>
+    </w:p>
+    <w:p>
+      <w:pPr>
+        <w:spacing w:after="120"/>
+      </w:pPr>
+      <w:r>
+        <w:rPr>
+          <w:b/>
+          <w:bCs/>
+        </w:rPr>
+        <w:t xml:space="preserve">Small-cap (~Rs 550-610 Cr)</w:t>
       </w:r>
     </w:p>
     <w:p>
@@ -502,7 +3590,7 @@
           <w:sz w:val="24"/>
           <w:szCs w:val="24"/>
         </w:rPr>
-        <w:t xml:space="preserve">neither</w:t>
+        <w:t xml:space="preserve">10x-in-2-3-years</w:t>
       </w:r>
     </w:p>
     <w:p>
@@ -515,7 +3603,7 @@
           <w:sz w:val="20"/>
           <w:szCs w:val="20"/>
         </w:rPr>
-        <w:t xml:space="preserve">4-box gate — tailwind: yes · TAM: weak · moat: no · valuation: yes  (score 2.5 / 4)</w:t>
+        <w:t xml:space="preserve">4-box gate — tailwind: yes · TAM: yes · moat: weak · valuation: yes  (score 3.5 / 4)</w:t>
       </w:r>
     </w:p>
     <w:p>
@@ -530,7 +3618,7 @@
           <w:sz w:val="20"/>
           <w:szCs w:val="20"/>
         </w:rPr>
-        <w:t xml:space="preserve">Infra/construction capex tailwind and cheap valuation (~12x P/E) for ~27% growth, but EPC-type moat is weak/absent and worsening debtor days (58-&gt;121) argue against an exception at this score band.</w:t>
+        <w:t xml:space="preserve">Metro-rail/urban-infra capex tailwind is now order-book-confirmed (L&amp;T, IRCON contracts); TAM is large relative to the tiny market cap (order book alone ~1.9x mcap); moat upgraded to weak on real PWD/CIDCO Class-1A pre-qualification plus repeat blue-chip sub-contractor relationships; valuation stays cheap-looking (~18x P/E) for the confirmed growth rate. Severe working-capital deterioration is the main check on how far this should be pushed and is reflected in conviction, not the four_box score.</w:t>
       </w:r>
     </w:p>
     <w:p>
@@ -553,59 +3641,72 @@
           <w:sz w:val="24"/>
           <w:szCs w:val="24"/>
         </w:rPr>
-        <w:t xml:space="preserve">Cheap-looking (~12x P/E) construction/engineering grower (~27%/yr, ~19% ROE), but low EPC moat and sharply worsening debtor days (58-&gt;121) keep this at 'neither' rather than a growth-compounder label.</w:t>
-      </w:r>
-    </w:p>
-    <w:p>
-      <w:pPr>
-        <w:pStyle w:val="ListParagraph"/>
-        <w:numPr>
-          <w:ilvl w:val="0"/>
-          <w:numId w:val="1"/>
-        </w:numPr>
-        <w:spacing w:after="60"/>
-      </w:pPr>
-      <w:r>
-        <w:t xml:space="preserve">four_box score 2.5 (tailwind yes - infra/construction capex cycle; tam weak - growth is real but sector-generic; moat no - EPC/construction is low-differentiation, competitively bid; valuation yes - ~12x P/E is cheap for ~27% growth) falls in the 2.0-2.5 band, which defaults to 'neither' absent an explicit exception</w:t>
-      </w:r>
-    </w:p>
-    <w:p>
-      <w:pPr>
-        <w:pStyle w:val="ListParagraph"/>
-        <w:numPr>
-          <w:ilvl w:val="0"/>
-          <w:numId w:val="1"/>
-        </w:numPr>
-        <w:spacing w:after="60"/>
-      </w:pPr>
-      <w:r>
-        <w:t xml:space="preserve">No exception written: the doubling of debtor days (58-&gt;121) is exactly the kind of quality caution that argues against overriding the default here</w:t>
-      </w:r>
-    </w:p>
-    <w:p>
-      <w:pPr>
-        <w:pStyle w:val="ListParagraph"/>
-        <w:numPr>
-          <w:ilvl w:val="0"/>
-          <w:numId w:val="1"/>
-        </w:numPr>
-        <w:spacing w:after="60"/>
-      </w:pPr>
-      <w:r>
-        <w:t xml:space="preserve">No red flag found (not AVOID/EXCLUDE/HIGH CAUTION tier), so this is a valuation/quality judgment call, not a filter</w:t>
-      </w:r>
-    </w:p>
-    <w:p>
-      <w:pPr>
-        <w:pStyle w:val="ListParagraph"/>
-        <w:numPr>
-          <w:ilvl w:val="0"/>
-          <w:numId w:val="1"/>
-        </w:numPr>
-        <w:spacing w:after="60"/>
-      </w:pPr>
-      <w:r>
-        <w:t xml:space="preserve">No dedicated ValuePickr thread resolved (only stale/incidental mentions found); topic_id remains null</w:t>
+        <w:t xml:space="preserve">Upgraded this pass: a confirmed, order-book-backed metro-rail EPC/systems contractor (L&amp;T + IRCON sub-contractor, Rs1,021cr+ order book, accelerating growth) with real diversification optionality - four_box now clears 3.0 and thesis_fit moves to '10x-in-2-3-years' at Medium conviction, capped by a genuine and severe working-capital deterioration (debtor days to ~121) that must resolve for the thesis to hold.</w:t>
+      </w:r>
+    </w:p>
+    <w:p>
+      <w:pPr>
+        <w:pStyle w:val="ListParagraph"/>
+        <w:numPr>
+          <w:ilvl w:val="0"/>
+          <w:numId w:val="1"/>
+        </w:numPr>
+        <w:spacing w:after="60"/>
+      </w:pPr>
+      <w:r>
+        <w:t xml:space="preserve">four_box re-scored 3.5 (up from 2.5): tailwind yes - metro-rail urban-infra capex plus an emerging India data-centre buildout, both structural multi-year drivers, now backed by named contracts rather than a generic sector claim; tam upgraded to yes - the Rs1,021cr order book alone is ~1.9x current market cap and ~4.2x TTM revenue, and the metro-rail pipeline spans multiple Indian cities; moat upgraded to weak (from no) - PWD/CIDCO Class-1A pre-qualification plus a real, repeat sub-contractor/JV relationship with L&amp;T and IRCON is a genuine (if narrow) qualification barrier, though still ultimately competitively tendered; valuation stays yes - ~18x P/E for confirmed 250%+ YoY quarterly growth and 30% ROCE remains statistically inexpensive.</w:t>
+      </w:r>
+    </w:p>
+    <w:p>
+      <w:pPr>
+        <w:pStyle w:val="ListParagraph"/>
+        <w:numPr>
+          <w:ilvl w:val="0"/>
+          <w:numId w:val="1"/>
+        </w:numPr>
+        <w:spacing w:after="60"/>
+      </w:pPr>
+      <w:r>
+        <w:t xml:space="preserve">Score &gt;=3.0 permits '10x-in-2-3-years'; applied via the small/mid-cap live-inflection rule (trailing average was already solid at ~37-42%/yr, and the current-quarter inflection is real, catalyst-dated, and evidenced by named, signed contracts from blue-chip clients - not an 'unconfirmed' rumour) - but conviction is capped at Medium, not higher, given the severity of the working-capital deterioration (debtor days to ~121, borrowing limit tripled, a fresh warrant raise) that the growth is currently being funded through.</w:t>
+      </w:r>
+    </w:p>
+    <w:p>
+      <w:pPr>
+        <w:pStyle w:val="ListParagraph"/>
+        <w:numPr>
+          <w:ilvl w:val="0"/>
+          <w:numId w:val="1"/>
+        </w:numPr>
+        <w:spacing w:after="60"/>
+      </w:pPr>
+      <w:r>
+        <w:t xml:space="preserve">The multi-quarter promoter-holding decline (71.20%-&gt;64.24%) was investigated and found to be substantially a warrant-dilution artifact - promoters Dr./Mrs. Khandagale are themselves the largest allottees in the Rs16cr preferential warrant issue, i.e. infusing capital, not exiting - so this was NOT treated as a HIGH CAUTION promoter-holding-collapse signal, but is flagged for continued monitoring given the multi-quarter direction is still real.</w:t>
+      </w:r>
+    </w:p>
+    <w:p>
+      <w:pPr>
+        <w:pStyle w:val="ListParagraph"/>
+        <w:numPr>
+          <w:ilvl w:val="0"/>
+          <w:numId w:val="1"/>
+        </w:numPr>
+        <w:spacing w:after="60"/>
+      </w:pPr>
+      <w:r>
+        <w:t xml:space="preserve">No red flag found (not AVOID/EXCLUDE/HIGH CAUTION tier) - the working-capital strain is a genuine quality caution, not a forensic red flag, given no pledge, no fraud/going-concern signal, and promoter capital participation in the warrant raise.</w:t>
+      </w:r>
+    </w:p>
+    <w:p>
+      <w:pPr>
+        <w:pStyle w:val="ListParagraph"/>
+        <w:numPr>
+          <w:ilvl w:val="0"/>
+          <w:numId w:val="1"/>
+        </w:numPr>
+        <w:spacing w:after="60"/>
+      </w:pPr>
+      <w:r>
+        <w:t xml:space="preserve">No dedicated ValuePickr thread resolved (only stale/incidental mentions found); topic_id remains null. No trusted-signal corroboration this pass.</w:t>
       </w:r>
     </w:p>
     <w:p>

--- a/projects/valuepickr-open-screen/docs/Univastu India.docx
+++ b/projects/valuepickr-open-screen/docs/Univastu India.docx
@@ -3725,6 +3725,187 @@
           <w:szCs w:val="18"/>
         </w:rPr>
         <w:t xml:space="preserve">This is independent research and analysis for informational purposes only, not personalized financial or investment advice. Past multi-bagger performance and forum/social sentiment are not indicators of future returns. Do your own due diligence before investing.</w:t>
+      </w:r>
+    </w:p>
+    <w:p/>
+    <w:p>
+      <w:r>
+        <w:rPr>
+          <w:b/>
+          <w:sz w:val="28"/>
+        </w:rPr>
+        <w:t>🔄 RESEARCH UPDATE - 2026-10-05</w:t>
+      </w:r>
+    </w:p>
+    <w:p>
+      <w:r>
+        <w:rPr>
+          <w:b/>
+        </w:rPr>
+        <w:t>📊 Key Metrics:</w:t>
+      </w:r>
+    </w:p>
+    <w:p>
+      <w:pPr>
+        <w:ind w:left="360"/>
+      </w:pPr>
+      <w:r>
+        <w:t xml:space="preserve">  • Company: Univastu India Ltd</w:t>
+      </w:r>
+    </w:p>
+    <w:p>
+      <w:pPr>
+        <w:ind w:left="360"/>
+      </w:pPr>
+      <w:r>
+        <w:t xml:space="preserve">  • Conviction: Medium</w:t>
+      </w:r>
+    </w:p>
+    <w:p>
+      <w:pPr>
+        <w:ind w:left="360"/>
+      </w:pPr>
+      <w:r>
+        <w:t xml:space="preserve">  • Thesis: 10x-in-2-3-years</w:t>
+      </w:r>
+    </w:p>
+    <w:p>
+      <w:pPr>
+        <w:ind w:left="360"/>
+      </w:pPr>
+      <w:r>
+        <w:t xml:space="preserve">  • 4-Box Score: 3.5</w:t>
+      </w:r>
+    </w:p>
+    <w:p>
+      <w:pPr>
+        <w:ind w:left="360"/>
+      </w:pPr>
+      <w:r>
+        <w:t xml:space="preserve">  • Research Date: 2026-09-28</w:t>
+      </w:r>
+    </w:p>
+    <w:p>
+      <w:pPr>
+        <w:ind w:left="360"/>
+      </w:pPr>
+      <w:r>
+        <w:t xml:space="preserve">  • Red Flag: None</w:t>
+      </w:r>
+    </w:p>
+    <w:p/>
+    <w:p>
+      <w:r>
+        <w:rPr>
+          <w:b/>
+        </w:rPr>
+        <w:t>📝 Verdict:</w:t>
+      </w:r>
+    </w:p>
+    <w:p>
+      <w:pPr>
+        <w:ind w:left="360"/>
+      </w:pPr>
+      <w:r>
+        <w:t>Upgraded this pass: a confirmed, order-book-backed metro-rail EPC/systems contractor (L&amp;T + IRCON sub-contractor, Rs1,021cr+ order book, accelerating growth) with real diversification optionality - four_box now clears 3.0 and thesis_fit moves to '10x-in-2-3-years' at Medium conviction, capped by a genuine and severe working-capital deterioration (debtor days to ~121) that must resolve for the thesis to hold.</w:t>
+      </w:r>
+    </w:p>
+    <w:p/>
+    <w:p>
+      <w:r>
+        <w:rPr>
+          <w:b/>
+        </w:rPr>
+        <w:t>📈 Bull Case:</w:t>
+      </w:r>
+    </w:p>
+    <w:p>
+      <w:pPr>
+        <w:ind w:left="360"/>
+      </w:pPr>
+      <w:r>
+        <w:t>Confirmed, commercially-evidenced order book of Rs1,021cr+ (~4.2x FY26 revenue), including marquee contracts from L&amp;T (Mumbai Metro Line 4/4A, Rs392cr) and IRCON (Mumbai Metro, Rs485.67cr, design+supply+install+5yr maintenance) - not generic small-town civil work but qualified metro-rail systems sub-contracting</w:t>
+      </w:r>
+    </w:p>
+    <w:p>
+      <w:pPr>
+        <w:ind w:left="360"/>
+      </w:pPr>
+      <w:r>
+        <w:t>Revenue growth has accelerated sharply and is now order-book-confirmed: Q1 FY27 revenue +252% YoY (Rs104cr vs Rs29cr), off an already-strong ~37% 5-yr CAGR</w:t>
+      </w:r>
+    </w:p>
+    <w:p>
+      <w:pPr>
+        <w:ind w:left="360"/>
+      </w:pPr>
+      <w:r>
+        <w:t>Statistically inexpensive for the growth rate: ~18x P/E against ~30% ROCE and confirmed hyper-growth quarters</w:t>
+      </w:r>
+    </w:p>
+    <w:p>
+      <w:pPr>
+        <w:ind w:left="360"/>
+      </w:pPr>
+      <w:r>
+        <w:t>Real diversification optionality via named partnerships: URBS Systems AB (data-centres), Univastu NUOS JV (wireless BMS/IoT), and an exclusive Myrtha Pools partnership (one Rs9cr order already booked)</w:t>
+      </w:r>
+    </w:p>
+    <w:p>
+      <w:pPr>
+        <w:ind w:left="360"/>
+      </w:pPr>
+      <w:r>
+        <w:t>Promoters (Dr./Mrs. Khandagale) are themselves among the largest allottees in the Rs16cr preferential warrant issue - infusing capital rather than exiting, despite the headline promoter-holding decline</w:t>
+      </w:r>
+    </w:p>
+    <w:p/>
+    <w:p>
+      <w:r>
+        <w:rPr>
+          <w:b/>
+        </w:rPr>
+        <w:t>📉 Bear Case:</w:t>
+      </w:r>
+    </w:p>
+    <w:p>
+      <w:pPr>
+        <w:ind w:left="360"/>
+      </w:pPr>
+      <w:r>
+        <w:t>Debtor days have risen sharply to ~121 days (FY26-end) from a much lower base - a serious, confirmed working-capital deterioration that forced the board to triple the borrowing limit (to ~Rs200cr) and raise a Rs16cr warrant issue just to fund the growth ramp</w:t>
+      </w:r>
+    </w:p>
+    <w:p>
+      <w:pPr>
+        <w:ind w:left="360"/>
+      </w:pPr>
+      <w:r>
+        <w:t>Promoter holding has fallen over several consecutive quarters (71.20% Mar-25 -&gt; 67.46% Mar/Jun-26 -&gt; 64.24% Jul-26) - substantially explained by the warrant-dilution math (promoters are participating, not selling), but the multi-quarter direction is real</w:t>
+      </w:r>
+    </w:p>
+    <w:p>
+      <w:pPr>
+        <w:ind w:left="360"/>
+      </w:pPr>
+      <w:r>
+        <w:t>Growth is heavily order-book/large-client-dependent (L&amp;T, IRCON) - a single client relationship going cold, or execution slippage on any one marquee contract, is a real single-point-of-failure risk for a company this small</w:t>
+      </w:r>
+    </w:p>
+    <w:p>
+      <w:pPr>
+        <w:ind w:left="360"/>
+      </w:pPr>
+      <w:r>
+        <w:t>New-vertical bets (data-centres, BMS/IoT, aquatics) are still MOU/JV-stage with negligible revenue to date - real optionality, but unproven at any scale</w:t>
+      </w:r>
+    </w:p>
+    <w:p>
+      <w:pPr>
+        <w:ind w:left="360"/>
+      </w:pPr>
+      <w:r>
+        <w:t>No dividend paid despite consistent profitability (0% payout) and no ValuePickr thread or trusted conviction signal to corroborate the thesis</w:t>
       </w:r>
     </w:p>
     <w:sectPr>
